--- a/src/6E/nombres_decimaux_2/cours.docx
+++ b/src/6E/nombres_decimaux_2/cours.docx
@@ -15,32 +15,22 @@
           <w:noProof/>
         </w:rPr>
         <w:pict w14:anchorId="7DB19C14">
-          <v:shapetype id="_x0000_t136" coordsize="21600,21600" o:spt="136" adj="10800" path="m@7,l@8,m@5,21600l@6,21600e">
+          <v:shapetype id="_x0000_t161" coordsize="21600,21600" o:spt="161" adj="4050" path="m,c7200@0,14400@0,21600,m,21600c7200@1,14400@1,21600,21600e">
             <v:formulas>
-              <v:f eqn="sum #0 0 10800"/>
-              <v:f eqn="prod #0 2 1"/>
-              <v:f eqn="sum 21600 0 @1"/>
-              <v:f eqn="sum 0 0 @2"/>
-              <v:f eqn="sum 21600 0 @3"/>
-              <v:f eqn="if @0 @3 0"/>
-              <v:f eqn="if @0 21600 @1"/>
-              <v:f eqn="if @0 0 @2"/>
-              <v:f eqn="if @0 @4 21600"/>
-              <v:f eqn="mid @5 @6"/>
-              <v:f eqn="mid @8 @5"/>
-              <v:f eqn="mid @7 @8"/>
-              <v:f eqn="mid @6 @7"/>
-              <v:f eqn="sum @6 0 @5"/>
+              <v:f eqn="prod #0 4 3"/>
+              <v:f eqn="sum 21600 0 @0"/>
+              <v:f eqn="val #0"/>
+              <v:f eqn="sum 21600 0 #0"/>
             </v:formulas>
-            <v:path textpathok="t" o:connecttype="custom" o:connectlocs="@9,0;@10,10800;@11,21600;@12,10800" o:connectangles="270,180,90,0"/>
-            <v:textpath on="t" fitshape="t"/>
+            <v:path textpathok="t" o:connecttype="custom" o:connectlocs="10800,@2;0,10800;10800,@3;21600,10800" o:connectangles="270,180,90,0"/>
+            <v:textpath on="t" fitshape="t" xscale="t"/>
             <v:handles>
-              <v:h position="#0,bottomRight" xrange="6629,14971"/>
+              <v:h position="center,#0" yrange="0,8100"/>
             </v:handles>
             <o:lock v:ext="edit" text="t" shapetype="t"/>
           </v:shapetype>
-          <v:shape id="_x0000_s2050" type="#_x0000_t136" style="position:absolute;margin-left:72.25pt;margin-top:-17.55pt;width:390.4pt;height:29.25pt;z-index:251650560;mso-position-horizontal-relative:text;mso-position-vertical-relative:text" adj=",10800" fillcolor="#ffc000" stroked="f">
-            <v:fill color2="#943634 [2405]" angle="-45" focusposition=".5,.5" focussize="" type="gradient"/>
+          <v:shape id="_x0000_s2050" type="#_x0000_t161" style="position:absolute;margin-left:72.25pt;margin-top:-17.55pt;width:390.4pt;height:29.25pt;z-index:251650560;mso-position-horizontal-relative:text;mso-position-vertical-relative:text" adj=",10800" fillcolor="#92cddc [1944]" stroked="f">
+            <v:fill color2="#e36c0a [2409]" angle="-135" focusposition=".5,.5" focussize="" focus="100%" type="gradient"/>
             <v:stroke r:id="rId8" o:title=""/>
             <v:shadow color="silver" opacity="52429f"/>
             <v:textpath style="font-family:&quot;Impact&quot;;v-text-kern:t" trim="t" fitpath="t" string="Opérations sur les nombres décimaux"/>
@@ -54,12 +44,14 @@
         <w:rPr>
           <w:rStyle w:val="markedcontent"/>
           <w:rFonts w:cs="Arial"/>
+          <w:color w:val="C00000"/>
         </w:rPr>
       </w:pPr>
       <w:r>
         <w:rPr>
           <w:rFonts w:eastAsiaTheme="minorEastAsia" w:cs="Arial"/>
           <w:b/>
+          <w:color w:val="C00000"/>
         </w:rPr>
         <w:t xml:space="preserve">Définition. </w:t>
       </w:r>
@@ -67,6 +59,7 @@
         <w:rPr>
           <w:rStyle w:val="markedcontent"/>
           <w:rFonts w:cs="Arial"/>
+          <w:color w:val="C00000"/>
         </w:rPr>
         <w:t xml:space="preserve">Un </w:t>
       </w:r>
@@ -75,6 +68,7 @@
           <w:rStyle w:val="markedcontent"/>
           <w:rFonts w:cs="Arial"/>
           <w:b/>
+          <w:color w:val="C00000"/>
         </w:rPr>
         <w:t>ordre de grandeur</w:t>
       </w:r>
@@ -82,6 +76,7 @@
         <w:rPr>
           <w:rStyle w:val="markedcontent"/>
           <w:rFonts w:cs="Arial"/>
+          <w:color w:val="C00000"/>
         </w:rPr>
         <w:t xml:space="preserve"> d'un nombre est une valeur approchée simple de ce nombre.</w:t>
       </w:r>
@@ -89,6 +84,7 @@
         <w:rPr>
           <w:rStyle w:val="markedcontent"/>
           <w:rFonts w:cs="Arial"/>
+          <w:color w:val="C00000"/>
         </w:rPr>
         <w:br/>
       </w:r>
@@ -96,6 +92,7 @@
         <w:rPr>
           <w:rStyle w:val="markedcontent"/>
           <w:rFonts w:cs="Arial"/>
+          <w:color w:val="C00000"/>
         </w:rPr>
         <w:t xml:space="preserve">Les ordres de grandeurs sont utiles </w:t>
       </w:r>
@@ -103,6 +100,7 @@
         <w:rPr>
           <w:rStyle w:val="markedcontent"/>
           <w:rFonts w:cs="Arial"/>
+          <w:color w:val="C00000"/>
         </w:rPr>
         <w:t>lorsqu</w:t>
       </w:r>
@@ -110,6 +108,7 @@
         <w:rPr>
           <w:rStyle w:val="markedcontent"/>
           <w:rFonts w:cs="Arial"/>
+          <w:color w:val="C00000"/>
         </w:rPr>
         <w:t>e l</w:t>
       </w:r>
@@ -117,6 +116,7 @@
         <w:rPr>
           <w:rStyle w:val="markedcontent"/>
           <w:rFonts w:cs="Arial"/>
+          <w:color w:val="C00000"/>
         </w:rPr>
         <w:t xml:space="preserve">’on </w:t>
       </w:r>
@@ -124,6 +124,7 @@
         <w:rPr>
           <w:rStyle w:val="markedcontent"/>
           <w:rFonts w:cs="Arial"/>
+          <w:color w:val="C00000"/>
         </w:rPr>
         <w:t xml:space="preserve">manque </w:t>
       </w:r>
@@ -131,6 +132,7 @@
         <w:rPr>
           <w:rStyle w:val="markedcontent"/>
           <w:rFonts w:cs="Arial"/>
+          <w:color w:val="C00000"/>
         </w:rPr>
         <w:t xml:space="preserve">de temps </w:t>
       </w:r>
@@ -138,6 +140,7 @@
         <w:rPr>
           <w:rStyle w:val="markedcontent"/>
           <w:rFonts w:cs="Arial"/>
+          <w:color w:val="C00000"/>
         </w:rPr>
         <w:t>et on cherche à avoir rapidement</w:t>
       </w:r>
@@ -145,6 +148,7 @@
         <w:rPr>
           <w:rStyle w:val="markedcontent"/>
           <w:rFonts w:cs="Arial"/>
+          <w:color w:val="C00000"/>
         </w:rPr>
         <w:t xml:space="preserve"> </w:t>
       </w:r>
@@ -152,6 +156,7 @@
         <w:rPr>
           <w:rStyle w:val="markedcontent"/>
           <w:rFonts w:cs="Arial"/>
+          <w:color w:val="C00000"/>
         </w:rPr>
         <w:t>une idée du résultat</w:t>
       </w:r>
@@ -159,6 +164,23 @@
         <w:rPr>
           <w:rStyle w:val="markedcontent"/>
           <w:rFonts w:cs="Arial"/>
+          <w:color w:val="C00000"/>
+        </w:rPr>
+        <w:t xml:space="preserve"> par calcul mental</w:t>
+      </w:r>
+      <w:r>
+        <w:rPr>
+          <w:rStyle w:val="markedcontent"/>
+          <w:rFonts w:cs="Arial"/>
+          <w:color w:val="C00000"/>
+        </w:rPr>
+        <w:t>.</w:t>
+      </w:r>
+      <w:r>
+        <w:rPr>
+          <w:rStyle w:val="markedcontent"/>
+          <w:rFonts w:cs="Arial"/>
+          <w:color w:val="C00000"/>
         </w:rPr>
         <w:t xml:space="preserve"> </w:t>
       </w:r>
@@ -166,35 +188,69 @@
         <w:rPr>
           <w:rStyle w:val="markedcontent"/>
           <w:rFonts w:cs="Arial"/>
-        </w:rPr>
-        <w:t>par calcul mental</w:t>
+          <w:color w:val="C00000"/>
+        </w:rPr>
+        <w:br/>
       </w:r>
       <w:r>
         <w:rPr>
           <w:rStyle w:val="markedcontent"/>
           <w:rFonts w:cs="Arial"/>
-        </w:rPr>
-        <w:t>.</w:t>
+          <w:b/>
+          <w:color w:val="C00000"/>
+        </w:rPr>
+        <w:t>Exemple</w:t>
       </w:r>
       <w:r>
         <w:rPr>
           <w:rStyle w:val="markedcontent"/>
           <w:rFonts w:cs="Arial"/>
-        </w:rPr>
-        <w:t xml:space="preserve"> </w:t>
+          <w:color w:val="C00000"/>
+        </w:rPr>
+        <w:t>. Détermine un ordre de grandeur de 546,3 + 52.</w:t>
       </w:r>
       <w:r>
         <w:rPr>
           <w:rStyle w:val="markedcontent"/>
           <w:rFonts w:cs="Arial"/>
+          <w:color w:val="C00000"/>
         </w:rPr>
         <w:br/>
       </w:r>
       <w:r>
         <w:rPr>
+          <w:rFonts w:cs="Arial"/>
+          <w:color w:val="C00000"/>
+        </w:rPr>
+        <w:t xml:space="preserve">546,3 est proche de 550 et 52 est proche de 50 or 550 + 50 = 600 donc </w:t>
+      </w:r>
+      <w:r>
+        <w:rPr>
+          <w:rFonts w:cs="Arial"/>
+          <w:color w:val="C00000"/>
+        </w:rPr>
+        <w:t>le résultat</w:t>
+      </w:r>
+      <w:r>
+        <w:rPr>
+          <w:rFonts w:cs="Arial"/>
+          <w:color w:val="C00000"/>
+        </w:rPr>
+        <w:t xml:space="preserve"> doit être proche de 600.</w:t>
+      </w:r>
+      <w:r>
+        <w:rPr>
+          <w:rFonts w:cs="Arial"/>
+          <w:color w:val="C00000"/>
+        </w:rPr>
+        <w:br/>
+      </w:r>
+      <w:r>
+        <w:rPr>
           <w:rStyle w:val="markedcontent"/>
           <w:rFonts w:cs="Arial"/>
           <w:b/>
+          <w:color w:val="C00000"/>
         </w:rPr>
         <w:t>Exemple</w:t>
       </w:r>
@@ -202,73 +258,15 @@
         <w:rPr>
           <w:rStyle w:val="markedcontent"/>
           <w:rFonts w:cs="Arial"/>
-        </w:rPr>
-        <w:t xml:space="preserve">. </w:t>
+          <w:color w:val="C00000"/>
+        </w:rPr>
+        <w:t xml:space="preserve">. Détermine un ordre de grandeur de </w:t>
       </w:r>
       <w:r>
         <w:rPr>
           <w:rStyle w:val="markedcontent"/>
           <w:rFonts w:cs="Arial"/>
-        </w:rPr>
-        <w:t>Détermine un ordre de grandeur de</w:t>
-      </w:r>
-      <w:r>
-        <w:rPr>
-          <w:rStyle w:val="markedcontent"/>
-          <w:rFonts w:cs="Arial"/>
-        </w:rPr>
-        <w:t xml:space="preserve"> 546,3 + 52.</w:t>
-      </w:r>
-      <w:r>
-        <w:rPr>
-          <w:rStyle w:val="markedcontent"/>
-          <w:rFonts w:cs="Arial"/>
-        </w:rPr>
-        <w:br/>
-      </w:r>
-      <w:r>
-        <w:rPr>
-          <w:rFonts w:cs="Arial"/>
-        </w:rPr>
-        <w:t xml:space="preserve">546,3 est proche de 550 et 52 est proche de 50 or 550 + 50 = 600 donc </w:t>
-      </w:r>
-      <w:r>
-        <w:rPr>
-          <w:rFonts w:cs="Arial"/>
-        </w:rPr>
-        <w:t>le résultat</w:t>
-      </w:r>
-      <w:r>
-        <w:rPr>
-          <w:rFonts w:cs="Arial"/>
-        </w:rPr>
-        <w:t xml:space="preserve"> doit être proche de 600.</w:t>
-      </w:r>
-      <w:r>
-        <w:rPr>
-          <w:rFonts w:cs="Arial"/>
-        </w:rPr>
-        <w:br/>
-      </w:r>
-      <w:r>
-        <w:rPr>
-          <w:rStyle w:val="markedcontent"/>
-          <w:rFonts w:cs="Arial"/>
-          <w:b/>
-        </w:rPr>
-        <w:t>Exemple</w:t>
-      </w:r>
-      <w:r>
-        <w:rPr>
-          <w:rStyle w:val="markedcontent"/>
-          <w:rFonts w:cs="Arial"/>
-        </w:rPr>
-        <w:t xml:space="preserve">. Détermine un ordre de grandeur de </w:t>
-      </w:r>
-      <w:r>
-        <w:rPr>
-          <w:rStyle w:val="markedcontent"/>
-          <w:rFonts w:cs="Arial"/>
+          <w:color w:val="C00000"/>
         </w:rPr>
         <w:t xml:space="preserve">65,7 </w:t>
       </w:r>
@@ -277,6 +275,7 @@
           <w:rPr>
             <w:rStyle w:val="markedcontent"/>
             <w:rFonts w:ascii="Cambria Math" w:hAnsi="Cambria Math" w:cs="Arial"/>
+            <w:color w:val="C00000"/>
           </w:rPr>
           <m:t>×</m:t>
         </m:r>
@@ -285,6 +284,7 @@
         <w:rPr>
           <w:rStyle w:val="markedcontent"/>
           <w:rFonts w:eastAsiaTheme="minorEastAsia" w:cs="Arial"/>
+          <w:color w:val="C00000"/>
         </w:rPr>
         <w:t xml:space="preserve"> 4,1.</w:t>
       </w:r>
@@ -292,6 +292,7 @@
         <w:rPr>
           <w:rStyle w:val="markedcontent"/>
           <w:rFonts w:eastAsiaTheme="minorEastAsia" w:cs="Arial"/>
+          <w:color w:val="C00000"/>
         </w:rPr>
         <w:br/>
         <w:t xml:space="preserve">65,7 est proche de </w:t>
@@ -300,6 +301,7 @@
         <w:rPr>
           <w:rStyle w:val="markedcontent"/>
           <w:rFonts w:eastAsiaTheme="minorEastAsia" w:cs="Arial"/>
+          <w:color w:val="C00000"/>
         </w:rPr>
         <w:t xml:space="preserve">65 et 4,1 est proche de 4 donc le </w:t>
       </w:r>
@@ -307,6 +309,7 @@
         <w:rPr>
           <w:rStyle w:val="markedcontent"/>
           <w:rFonts w:eastAsiaTheme="minorEastAsia" w:cs="Arial"/>
+          <w:color w:val="C00000"/>
         </w:rPr>
         <w:t xml:space="preserve">résultat doit être proche de </w:t>
       </w:r>
@@ -314,6 +317,7 @@
         <w:rPr>
           <w:rStyle w:val="markedcontent"/>
           <w:rFonts w:eastAsiaTheme="minorEastAsia" w:cs="Arial"/>
+          <w:color w:val="C00000"/>
         </w:rPr>
         <w:t>260.</w:t>
       </w:r>
@@ -322,18 +326,21 @@
       <w:pPr>
         <w:rPr>
           <w:rFonts w:cs="Arial"/>
+          <w:color w:val="E36C0A" w:themeColor="accent6" w:themeShade="BF"/>
         </w:rPr>
       </w:pPr>
       <w:r>
         <w:rPr>
           <w:rFonts w:eastAsiaTheme="minorEastAsia" w:cs="Arial"/>
           <w:b/>
+          <w:color w:val="E36C0A" w:themeColor="accent6" w:themeShade="BF"/>
         </w:rPr>
         <w:t>Règle</w:t>
       </w:r>
       <w:r>
         <w:rPr>
           <w:rFonts w:eastAsiaTheme="minorEastAsia" w:cs="Arial"/>
+          <w:color w:val="E36C0A" w:themeColor="accent6" w:themeShade="BF"/>
         </w:rPr>
         <w:t xml:space="preserve">. </w:t>
       </w:r>
@@ -341,13 +348,23 @@
         <w:rPr>
           <w:rStyle w:val="markedcontent"/>
           <w:rFonts w:cs="Arial"/>
-        </w:rPr>
-        <w:t>Pour poser et effectuer une addition ou une soustraction de nombres décimaux, on place les</w:t>
+          <w:color w:val="E36C0A" w:themeColor="accent6" w:themeShade="BF"/>
+        </w:rPr>
+        <w:t>Pour poser et effectuer une addition ou une soustraction de nombres décimaux, on place les nombres les uns en dessous des autres, de sorte que les virgules soient alignées verticalement</w:t>
       </w:r>
       <w:r>
         <w:rPr>
           <w:rStyle w:val="markedcontent"/>
           <w:rFonts w:cs="Arial"/>
+          <w:color w:val="E36C0A" w:themeColor="accent6" w:themeShade="BF"/>
+        </w:rPr>
+        <w:t>.</w:t>
+      </w:r>
+      <w:r>
+        <w:rPr>
+          <w:rStyle w:val="markedcontent"/>
+          <w:rFonts w:cs="Arial"/>
+          <w:color w:val="E36C0A" w:themeColor="accent6" w:themeShade="BF"/>
         </w:rPr>
         <w:t xml:space="preserve"> </w:t>
       </w:r>
@@ -355,27 +372,7 @@
         <w:rPr>
           <w:rStyle w:val="markedcontent"/>
           <w:rFonts w:cs="Arial"/>
-        </w:rPr>
-        <w:t>nombres les uns en dessous des autres, de sorte que les virgules soient alignées verticalement</w:t>
-      </w:r>
-      <w:r>
-        <w:rPr>
-          <w:rStyle w:val="markedcontent"/>
-          <w:rFonts w:cs="Arial"/>
-        </w:rPr>
-        <w:t>.</w:t>
-      </w:r>
-      <w:r>
-        <w:rPr>
-          <w:rStyle w:val="markedcontent"/>
-          <w:rFonts w:cs="Arial"/>
-        </w:rPr>
-        <w:t xml:space="preserve"> </w:t>
-      </w:r>
-      <w:r>
-        <w:rPr>
-          <w:rStyle w:val="markedcontent"/>
-          <w:rFonts w:cs="Arial"/>
+          <w:color w:val="E36C0A" w:themeColor="accent6" w:themeShade="BF"/>
         </w:rPr>
         <w:br/>
       </w:r>
@@ -383,21 +380,16 @@
         <w:rPr>
           <w:rFonts w:cs="Arial"/>
           <w:b/>
+          <w:color w:val="E36C0A" w:themeColor="accent6" w:themeShade="BF"/>
         </w:rPr>
         <w:t>Exemple</w:t>
       </w:r>
       <w:r>
         <w:rPr>
           <w:rFonts w:cs="Arial"/>
-          <w:b/>
-        </w:rPr>
-        <w:t>s</w:t>
-      </w:r>
-      <w:r>
-        <w:rPr>
-          <w:rFonts w:cs="Arial"/>
-        </w:rPr>
-        <w:t xml:space="preserve">. </w:t>
+          <w:color w:val="E36C0A" w:themeColor="accent6" w:themeShade="BF"/>
+        </w:rPr>
+        <w:t>. Calculer 15,2 + 0,57 + 28.</w:t>
       </w:r>
     </w:p>
     <w:tbl>
@@ -428,15 +420,17 @@
             <w:pPr>
               <w:rPr>
                 <w:rFonts w:cs="Arial"/>
+                <w:color w:val="E36C0A" w:themeColor="accent6" w:themeShade="BF"/>
               </w:rPr>
             </w:pPr>
             <w:r>
               <w:rPr>
                 <w:noProof/>
+                <w:color w:val="E36C0A" w:themeColor="accent6" w:themeShade="BF"/>
               </w:rPr>
               <w:drawing>
-                <wp:inline distT="0" distB="0" distL="0" distR="0" wp14:anchorId="403B8387" wp14:editId="6412FC14">
-                  <wp:extent cx="1642533" cy="1485478"/>
+                <wp:inline distT="0" distB="0" distL="0" distR="0" wp14:anchorId="403B8387" wp14:editId="709E0CB6">
+                  <wp:extent cx="1474487" cy="1333500"/>
                   <wp:effectExtent l="0" t="0" r="0" b="0"/>
                   <wp:docPr id="1" name="Image 1"/>
                   <wp:cNvGraphicFramePr>
@@ -458,7 +452,7 @@
                         <pic:spPr>
                           <a:xfrm>
                             <a:off x="0" y="0"/>
-                            <a:ext cx="1659328" cy="1500667"/>
+                            <a:ext cx="1492047" cy="1349381"/>
                           </a:xfrm>
                           <a:prstGeom prst="rect">
                             <a:avLst/>
@@ -473,6 +467,7 @@
             <w:r>
               <w:rPr>
                 <w:rFonts w:cs="Arial"/>
+                <w:color w:val="E36C0A" w:themeColor="accent6" w:themeShade="BF"/>
               </w:rPr>
               <w:br/>
               <w:t>Addition bien posée</w:t>
@@ -487,15 +482,17 @@
             <w:pPr>
               <w:rPr>
                 <w:rFonts w:cs="Arial"/>
+                <w:color w:val="E36C0A" w:themeColor="accent6" w:themeShade="BF"/>
               </w:rPr>
             </w:pPr>
             <w:r>
               <w:rPr>
                 <w:noProof/>
+                <w:color w:val="E36C0A" w:themeColor="accent6" w:themeShade="BF"/>
               </w:rPr>
               <w:drawing>
-                <wp:inline distT="0" distB="0" distL="0" distR="0" wp14:anchorId="154FF8A8" wp14:editId="6E626220">
-                  <wp:extent cx="1618141" cy="1477433"/>
+                <wp:inline distT="0" distB="0" distL="0" distR="0" wp14:anchorId="154FF8A8" wp14:editId="16C56E5D">
+                  <wp:extent cx="1460499" cy="1333500"/>
                   <wp:effectExtent l="0" t="0" r="0" b="0"/>
                   <wp:docPr id="3" name="Image 3"/>
                   <wp:cNvGraphicFramePr>
@@ -517,7 +514,7 @@
                         <pic:spPr>
                           <a:xfrm>
                             <a:off x="0" y="0"/>
-                            <a:ext cx="1620883" cy="1479937"/>
+                            <a:ext cx="1468028" cy="1340375"/>
                           </a:xfrm>
                           <a:prstGeom prst="rect">
                             <a:avLst/>
@@ -532,6 +529,7 @@
             <w:r>
               <w:rPr>
                 <w:rFonts w:cs="Arial"/>
+                <w:color w:val="E36C0A" w:themeColor="accent6" w:themeShade="BF"/>
               </w:rPr>
               <w:br/>
               <w:t>Addition mal posée</w:t>
@@ -546,29 +544,31 @@
             <w:pPr>
               <w:rPr>
                 <w:rFonts w:cs="Arial"/>
+                <w:color w:val="E36C0A" w:themeColor="accent6" w:themeShade="BF"/>
               </w:rPr>
             </w:pPr>
             <w:r>
               <w:rPr>
                 <w:noProof/>
+                <w:color w:val="E36C0A" w:themeColor="accent6" w:themeShade="BF"/>
               </w:rPr>
               <w:drawing>
-                <wp:anchor distT="0" distB="0" distL="114300" distR="114300" simplePos="0" relativeHeight="251657216" behindDoc="1" locked="0" layoutInCell="1" allowOverlap="1" wp14:anchorId="47D85849" wp14:editId="741BE5C8">
+                <wp:anchor distT="0" distB="0" distL="114300" distR="114300" simplePos="0" relativeHeight="251662336" behindDoc="1" locked="0" layoutInCell="1" allowOverlap="1" wp14:anchorId="47D85849" wp14:editId="7B4D394B">
                   <wp:simplePos x="0" y="0"/>
                   <wp:positionH relativeFrom="column">
-                    <wp:posOffset>1697779</wp:posOffset>
+                    <wp:posOffset>2091690</wp:posOffset>
                   </wp:positionH>
                   <wp:positionV relativeFrom="paragraph">
-                    <wp:posOffset>14816</wp:posOffset>
+                    <wp:posOffset>-35560</wp:posOffset>
                   </wp:positionV>
-                  <wp:extent cx="1371600" cy="1208405"/>
+                  <wp:extent cx="1244600" cy="1096010"/>
                   <wp:effectExtent l="0" t="0" r="0" b="0"/>
                   <wp:wrapTight wrapText="bothSides">
                     <wp:wrapPolygon edited="0">
                       <wp:start x="0" y="0"/>
-                      <wp:lineTo x="0" y="21112"/>
-                      <wp:lineTo x="21300" y="21112"/>
-                      <wp:lineTo x="21300" y="0"/>
+                      <wp:lineTo x="0" y="21400"/>
+                      <wp:lineTo x="21159" y="21400"/>
+                      <wp:lineTo x="21159" y="0"/>
                       <wp:lineTo x="0" y="0"/>
                     </wp:wrapPolygon>
                   </wp:wrapTight>
@@ -598,7 +598,7 @@
                         <pic:spPr>
                           <a:xfrm>
                             <a:off x="0" y="0"/>
-                            <a:ext cx="1371600" cy="1208405"/>
+                            <a:ext cx="1244600" cy="1096010"/>
                           </a:xfrm>
                           <a:prstGeom prst="rect">
                             <a:avLst/>
@@ -607,6 +607,12 @@
                       </pic:pic>
                     </a:graphicData>
                   </a:graphic>
+                  <wp14:sizeRelH relativeFrom="margin">
+                    <wp14:pctWidth>0</wp14:pctWidth>
+                  </wp14:sizeRelH>
+                  <wp14:sizeRelV relativeFrom="margin">
+                    <wp14:pctHeight>0</wp14:pctHeight>
+                  </wp14:sizeRelV>
                 </wp:anchor>
               </w:drawing>
             </w:r>
@@ -614,82 +620,14 @@
               <w:rPr>
                 <w:rStyle w:val="markedcontent"/>
                 <w:rFonts w:cs="Arial"/>
-              </w:rPr>
-              <w:t>Pour poser la soustraction 12 – 6,7</w:t>
-            </w:r>
-            <w:r>
-              <w:rPr>
-                <w:rStyle w:val="markedcontent"/>
-                <w:rFonts w:cs="Arial"/>
-              </w:rPr>
-              <w:t xml:space="preserve"> </w:t>
-            </w:r>
-            <w:r>
-              <w:rPr>
-                <w:rStyle w:val="markedcontent"/>
-                <w:rFonts w:cs="Arial"/>
-              </w:rPr>
-              <w:t>on place les nombres correctement</w:t>
-            </w:r>
-            <w:r>
-              <w:rPr>
-                <w:rStyle w:val="markedcontent"/>
-                <w:rFonts w:cs="Arial"/>
-              </w:rPr>
-              <w:t xml:space="preserve"> </w:t>
-            </w:r>
-            <w:r>
-              <w:rPr>
-                <w:rStyle w:val="markedcontent"/>
-                <w:rFonts w:cs="Arial"/>
-              </w:rPr>
-              <w:t>et on ajoute un zéro pour que les</w:t>
-            </w:r>
-            <w:r>
-              <w:rPr>
-                <w:rStyle w:val="markedcontent"/>
-                <w:rFonts w:cs="Arial"/>
-              </w:rPr>
-              <w:t xml:space="preserve"> </w:t>
-            </w:r>
-            <w:r>
-              <w:rPr>
-                <w:rStyle w:val="markedcontent"/>
-                <w:rFonts w:cs="Arial"/>
-              </w:rPr>
-              <w:t>deux nombres aient le même</w:t>
-            </w:r>
-            <w:r>
-              <w:rPr>
-                <w:rStyle w:val="markedcontent"/>
-                <w:rFonts w:cs="Arial"/>
-              </w:rPr>
-              <w:t xml:space="preserve"> </w:t>
-            </w:r>
-            <w:r>
-              <w:rPr>
-                <w:rStyle w:val="markedcontent"/>
-                <w:rFonts w:cs="Arial"/>
-              </w:rPr>
-              <w:t>nombre de chiffres dans leurs partie</w:t>
-            </w:r>
-            <w:r>
-              <w:rPr>
-                <w:rStyle w:val="markedcontent"/>
-                <w:rFonts w:cs="Arial"/>
-              </w:rPr>
-              <w:t xml:space="preserve"> </w:t>
-            </w:r>
-            <w:r>
-              <w:rPr>
-                <w:rStyle w:val="markedcontent"/>
-                <w:rFonts w:cs="Arial"/>
-              </w:rPr>
-              <w:t>décimales (en effet, 12 = 12,0).</w:t>
+                <w:color w:val="E36C0A" w:themeColor="accent6" w:themeShade="BF"/>
+              </w:rPr>
+              <w:t>Pour poser la soustraction 12 – 6,7 on place les nombres correctement et on ajoute un zéro pour que les deux nombres aient le même nombre de chiffres dans leurs partie décimales (en effet, 12 = 12,0).</w:t>
             </w:r>
             <w:r>
               <w:rPr>
                 <w:noProof/>
+                <w:color w:val="E36C0A" w:themeColor="accent6" w:themeShade="BF"/>
               </w:rPr>
               <w:t xml:space="preserve"> </w:t>
             </w:r>
@@ -701,6 +639,7 @@
       <w:pPr>
         <w:rPr>
           <w:rFonts w:eastAsiaTheme="minorEastAsia" w:cs="Arial"/>
+          <w:color w:val="215868" w:themeColor="accent5" w:themeShade="80"/>
         </w:rPr>
       </w:pPr>
       <w:r>
@@ -713,36 +652,51 @@
         <w:rPr>
           <w:rFonts w:cs="Arial"/>
           <w:b/>
+          <w:color w:val="215868" w:themeColor="accent5" w:themeShade="80"/>
         </w:rPr>
         <w:t>Règle.</w:t>
       </w:r>
       <w:r>
         <w:rPr>
           <w:rFonts w:cs="Arial"/>
-        </w:rPr>
-        <w:t xml:space="preserve"> Pour multiplier par 10, on décale les chiffres de 1 rang à gauche. </w:t>
-      </w:r>
-      <w:r>
-        <w:rPr>
-          <w:rFonts w:cs="Arial"/>
+          <w:color w:val="215868" w:themeColor="accent5" w:themeShade="80"/>
+        </w:rPr>
+        <w:t xml:space="preserve"> Pour multiplier par 10, on décale les chiffres de 1 rang à gauche.</w:t>
+      </w:r>
+      <w:r>
+        <w:rPr>
+          <w:rFonts w:cs="Arial"/>
+          <w:color w:val="215868" w:themeColor="accent5" w:themeShade="80"/>
+        </w:rPr>
+        <w:br/>
+      </w:r>
+      <w:r>
+        <w:rPr>
+          <w:rFonts w:cs="Arial"/>
+          <w:b/>
+          <w:color w:val="215868" w:themeColor="accent5" w:themeShade="80"/>
         </w:rPr>
         <w:t>E</w:t>
       </w:r>
       <w:r>
         <w:rPr>
           <w:rFonts w:cs="Arial"/>
+          <w:b/>
+          <w:color w:val="215868" w:themeColor="accent5" w:themeShade="80"/>
         </w:rPr>
         <w:t>xemple</w:t>
       </w:r>
       <w:r>
         <w:rPr>
           <w:rFonts w:cs="Arial"/>
+          <w:color w:val="215868" w:themeColor="accent5" w:themeShade="80"/>
         </w:rPr>
         <w:t>.</w:t>
       </w:r>
       <w:r>
         <w:rPr>
           <w:rFonts w:cs="Arial"/>
+          <w:color w:val="215868" w:themeColor="accent5" w:themeShade="80"/>
         </w:rPr>
         <w:t xml:space="preserve"> 0,47 </w:t>
       </w:r>
@@ -750,6 +704,7 @@
         <m:r>
           <w:rPr>
             <w:rFonts w:ascii="Cambria Math" w:hAnsi="Cambria Math" w:cs="Arial"/>
+            <w:color w:val="215868" w:themeColor="accent5" w:themeShade="80"/>
           </w:rPr>
           <m:t>×</m:t>
         </m:r>
@@ -757,12 +712,14 @@
       <w:r>
         <w:rPr>
           <w:rFonts w:eastAsiaTheme="minorEastAsia" w:cs="Arial"/>
+          <w:color w:val="215868" w:themeColor="accent5" w:themeShade="80"/>
         </w:rPr>
         <w:t xml:space="preserve"> 10 = 4,7</w:t>
       </w:r>
       <w:r>
         <w:rPr>
           <w:rFonts w:eastAsiaTheme="minorEastAsia" w:cs="Arial"/>
+          <w:color w:val="215868" w:themeColor="accent5" w:themeShade="80"/>
         </w:rPr>
         <w:br/>
       </w:r>
@@ -770,42 +727,50 @@
         <w:rPr>
           <w:rFonts w:cs="Arial"/>
           <w:b/>
+          <w:color w:val="215868" w:themeColor="accent5" w:themeShade="80"/>
         </w:rPr>
         <w:t>Règle.</w:t>
       </w:r>
       <w:r>
         <w:rPr>
           <w:rFonts w:cs="Arial"/>
+          <w:color w:val="215868" w:themeColor="accent5" w:themeShade="80"/>
         </w:rPr>
         <w:t xml:space="preserve"> Pour multiplier par 100, on décale les chiffres de 2 rangs à gauche. </w:t>
       </w:r>
       <w:r>
         <w:rPr>
           <w:rFonts w:cs="Arial"/>
+          <w:color w:val="215868" w:themeColor="accent5" w:themeShade="80"/>
         </w:rPr>
         <w:br/>
       </w:r>
       <w:r>
         <w:rPr>
           <w:rFonts w:cs="Arial"/>
+          <w:b/>
+          <w:color w:val="215868" w:themeColor="accent5" w:themeShade="80"/>
         </w:rPr>
         <w:t>Exemple</w:t>
       </w:r>
       <w:r>
         <w:rPr>
           <w:rFonts w:cs="Arial"/>
+          <w:color w:val="215868" w:themeColor="accent5" w:themeShade="80"/>
         </w:rPr>
         <w:t>.</w:t>
       </w:r>
       <w:r>
         <w:rPr>
           <w:rFonts w:cs="Arial"/>
+          <w:color w:val="215868" w:themeColor="accent5" w:themeShade="80"/>
         </w:rPr>
         <w:t xml:space="preserve"> </w:t>
       </w:r>
       <w:r>
         <w:rPr>
           <w:rFonts w:cs="Arial"/>
+          <w:color w:val="215868" w:themeColor="accent5" w:themeShade="80"/>
         </w:rPr>
         <w:t xml:space="preserve">35 </w:t>
       </w:r>
@@ -813,6 +778,7 @@
         <m:r>
           <w:rPr>
             <w:rFonts w:ascii="Cambria Math" w:hAnsi="Cambria Math" w:cs="Arial"/>
+            <w:color w:val="215868" w:themeColor="accent5" w:themeShade="80"/>
           </w:rPr>
           <m:t>×</m:t>
         </m:r>
@@ -820,12 +786,14 @@
       <w:r>
         <w:rPr>
           <w:rFonts w:eastAsiaTheme="minorEastAsia" w:cs="Arial"/>
+          <w:color w:val="215868" w:themeColor="accent5" w:themeShade="80"/>
         </w:rPr>
         <w:t xml:space="preserve"> 100 =</w:t>
       </w:r>
       <w:r>
         <w:rPr>
           <w:rFonts w:eastAsiaTheme="minorEastAsia" w:cs="Arial"/>
+          <w:color w:val="215868" w:themeColor="accent5" w:themeShade="80"/>
         </w:rPr>
         <w:t xml:space="preserve"> 35,00 </w:t>
       </w:r>
@@ -833,6 +801,7 @@
         <m:r>
           <w:rPr>
             <w:rFonts w:ascii="Cambria Math" w:eastAsiaTheme="minorEastAsia" w:hAnsi="Cambria Math" w:cs="Arial"/>
+            <w:color w:val="215868" w:themeColor="accent5" w:themeShade="80"/>
           </w:rPr>
           <m:t>×</m:t>
         </m:r>
@@ -840,30 +809,21 @@
       <w:r>
         <w:rPr>
           <w:rFonts w:eastAsiaTheme="minorEastAsia" w:cs="Arial"/>
+          <w:color w:val="215868" w:themeColor="accent5" w:themeShade="80"/>
         </w:rPr>
         <w:t xml:space="preserve"> 100 =</w:t>
       </w:r>
       <w:r>
         <w:rPr>
           <w:rFonts w:eastAsiaTheme="minorEastAsia" w:cs="Arial"/>
-        </w:rPr>
-        <w:t xml:space="preserve"> 3</w:t>
-      </w:r>
-      <w:r>
-        <w:rPr>
-          <w:rFonts w:eastAsiaTheme="minorEastAsia" w:cs="Arial"/>
-        </w:rPr>
-        <w:t> </w:t>
-      </w:r>
-      <w:r>
-        <w:rPr>
-          <w:rFonts w:eastAsiaTheme="minorEastAsia" w:cs="Arial"/>
-        </w:rPr>
-        <w:t>500</w:t>
-      </w:r>
-      <w:r>
-        <w:rPr>
-          <w:rFonts w:eastAsiaTheme="minorEastAsia" w:cs="Arial"/>
+          <w:color w:val="215868" w:themeColor="accent5" w:themeShade="80"/>
+        </w:rPr>
+        <w:t xml:space="preserve"> 3 500</w:t>
+      </w:r>
+      <w:r>
+        <w:rPr>
+          <w:rFonts w:eastAsiaTheme="minorEastAsia" w:cs="Arial"/>
+          <w:color w:val="215868" w:themeColor="accent5" w:themeShade="80"/>
         </w:rPr>
         <w:br/>
       </w:r>
@@ -871,90 +831,79 @@
         <w:rPr>
           <w:rFonts w:cs="Arial"/>
           <w:b/>
+          <w:color w:val="215868" w:themeColor="accent5" w:themeShade="80"/>
         </w:rPr>
         <w:t>Règle.</w:t>
       </w:r>
       <w:r>
         <w:rPr>
           <w:rFonts w:cs="Arial"/>
+          <w:color w:val="215868" w:themeColor="accent5" w:themeShade="80"/>
         </w:rPr>
         <w:t xml:space="preserve"> Pour multiplier par 1</w:t>
       </w:r>
       <w:r>
         <w:rPr>
           <w:rFonts w:cs="Arial"/>
+          <w:color w:val="215868" w:themeColor="accent5" w:themeShade="80"/>
         </w:rPr>
         <w:t xml:space="preserve"> </w:t>
       </w:r>
       <w:r>
         <w:rPr>
           <w:rFonts w:cs="Arial"/>
-        </w:rPr>
-        <w:t>0</w:t>
-      </w:r>
-      <w:r>
-        <w:rPr>
-          <w:rFonts w:cs="Arial"/>
-        </w:rPr>
-        <w:t>0</w:t>
-      </w:r>
-      <w:r>
-        <w:rPr>
-          <w:rFonts w:cs="Arial"/>
-        </w:rPr>
-        <w:t xml:space="preserve">0, on décale les chiffres de </w:t>
-      </w:r>
-      <w:r>
-        <w:rPr>
-          <w:rFonts w:cs="Arial"/>
-        </w:rPr>
-        <w:t>3</w:t>
-      </w:r>
-      <w:r>
-        <w:rPr>
-          <w:rFonts w:cs="Arial"/>
-        </w:rPr>
-        <w:t xml:space="preserve"> rangs à gauche. </w:t>
-      </w:r>
-      <w:r>
-        <w:rPr>
-          <w:rFonts w:cs="Arial"/>
+          <w:color w:val="215868" w:themeColor="accent5" w:themeShade="80"/>
+        </w:rPr>
+        <w:t xml:space="preserve">000, on décale les chiffres de 3 rangs à gauche. </w:t>
+      </w:r>
+      <w:r>
+        <w:rPr>
+          <w:rFonts w:cs="Arial"/>
+          <w:color w:val="215868" w:themeColor="accent5" w:themeShade="80"/>
         </w:rPr>
         <w:br/>
       </w:r>
       <w:r>
         <w:rPr>
           <w:rFonts w:cs="Arial"/>
+          <w:b/>
+          <w:color w:val="215868" w:themeColor="accent5" w:themeShade="80"/>
         </w:rPr>
         <w:t>E</w:t>
       </w:r>
       <w:r>
         <w:rPr>
           <w:rFonts w:cs="Arial"/>
+          <w:b/>
+          <w:color w:val="215868" w:themeColor="accent5" w:themeShade="80"/>
         </w:rPr>
         <w:t>xemple</w:t>
       </w:r>
       <w:r>
         <w:rPr>
           <w:rFonts w:cs="Arial"/>
+          <w:color w:val="215868" w:themeColor="accent5" w:themeShade="80"/>
         </w:rPr>
         <w:t>.</w:t>
       </w:r>
       <w:r>
         <w:rPr>
           <w:rFonts w:cs="Arial"/>
+          <w:color w:val="215868" w:themeColor="accent5" w:themeShade="80"/>
         </w:rPr>
         <w:t xml:space="preserve"> </w:t>
       </w:r>
       <w:r>
         <w:rPr>
           <w:rFonts w:cs="Arial"/>
+          <w:color w:val="215868" w:themeColor="accent5" w:themeShade="80"/>
         </w:rPr>
         <w:t>0,4</w:t>
       </w:r>
       <w:r>
         <w:rPr>
           <w:rFonts w:cs="Arial"/>
+          <w:color w:val="215868" w:themeColor="accent5" w:themeShade="80"/>
         </w:rPr>
         <w:t xml:space="preserve">5 </w:t>
       </w:r>
@@ -962,6 +911,7 @@
         <m:r>
           <w:rPr>
             <w:rFonts w:ascii="Cambria Math" w:hAnsi="Cambria Math" w:cs="Arial"/>
+            <w:color w:val="215868" w:themeColor="accent5" w:themeShade="80"/>
           </w:rPr>
           <m:t>×</m:t>
         </m:r>
@@ -969,24 +919,28 @@
       <w:r>
         <w:rPr>
           <w:rFonts w:eastAsiaTheme="minorEastAsia" w:cs="Arial"/>
+          <w:color w:val="215868" w:themeColor="accent5" w:themeShade="80"/>
         </w:rPr>
         <w:t xml:space="preserve"> 1</w:t>
       </w:r>
       <w:r>
         <w:rPr>
           <w:rFonts w:eastAsiaTheme="minorEastAsia" w:cs="Arial"/>
+          <w:color w:val="215868" w:themeColor="accent5" w:themeShade="80"/>
         </w:rPr>
         <w:t xml:space="preserve"> 0</w:t>
       </w:r>
       <w:r>
         <w:rPr>
           <w:rFonts w:eastAsiaTheme="minorEastAsia" w:cs="Arial"/>
+          <w:color w:val="215868" w:themeColor="accent5" w:themeShade="80"/>
         </w:rPr>
         <w:t>00 =</w:t>
       </w:r>
       <w:r>
         <w:rPr>
           <w:rFonts w:eastAsiaTheme="minorEastAsia" w:cs="Arial"/>
+          <w:color w:val="215868" w:themeColor="accent5" w:themeShade="80"/>
         </w:rPr>
         <w:t xml:space="preserve"> 0,450 </w:t>
       </w:r>
@@ -994,6 +948,7 @@
         <m:r>
           <w:rPr>
             <w:rFonts w:ascii="Cambria Math" w:hAnsi="Cambria Math" w:cs="Arial"/>
+            <w:color w:val="215868" w:themeColor="accent5" w:themeShade="80"/>
           </w:rPr>
           <m:t>×</m:t>
         </m:r>
@@ -1001,30 +956,14 @@
       <w:r>
         <w:rPr>
           <w:rFonts w:eastAsiaTheme="minorEastAsia" w:cs="Arial"/>
-        </w:rPr>
-        <w:t xml:space="preserve"> 1</w:t>
-      </w:r>
-      <w:r>
-        <w:rPr>
-          <w:rFonts w:eastAsiaTheme="minorEastAsia" w:cs="Arial"/>
-        </w:rPr>
-        <w:t> </w:t>
-      </w:r>
-      <w:r>
-        <w:rPr>
-          <w:rFonts w:eastAsiaTheme="minorEastAsia" w:cs="Arial"/>
-        </w:rPr>
-        <w:t>000</w:t>
-      </w:r>
-      <w:r>
-        <w:rPr>
-          <w:rFonts w:eastAsiaTheme="minorEastAsia" w:cs="Arial"/>
-        </w:rPr>
-        <w:t xml:space="preserve"> = 450</w:t>
-      </w:r>
-      <w:r>
-        <w:rPr>
-          <w:rFonts w:eastAsiaTheme="minorEastAsia" w:cs="Arial"/>
+          <w:color w:val="215868" w:themeColor="accent5" w:themeShade="80"/>
+        </w:rPr>
+        <w:t xml:space="preserve"> 1 000 = 450</w:t>
+      </w:r>
+      <w:r>
+        <w:rPr>
+          <w:rFonts w:eastAsiaTheme="minorEastAsia" w:cs="Arial"/>
+          <w:color w:val="215868" w:themeColor="accent5" w:themeShade="80"/>
         </w:rPr>
         <w:br/>
       </w:r>
@@ -1032,24 +971,43 @@
         <w:rPr>
           <w:rFonts w:cs="Arial"/>
           <w:b/>
+          <w:color w:val="215868" w:themeColor="accent5" w:themeShade="80"/>
         </w:rPr>
         <w:t>Règle.</w:t>
       </w:r>
       <w:r>
         <w:rPr>
           <w:rFonts w:cs="Arial"/>
-        </w:rPr>
-        <w:t xml:space="preserve"> Pour diviser par 10, on décale les chiffres de 1 rang à droite. Exemple</w:t>
-      </w:r>
-      <w:r>
-        <w:rPr>
-          <w:rFonts w:cs="Arial"/>
+          <w:color w:val="215868" w:themeColor="accent5" w:themeShade="80"/>
+        </w:rPr>
+        <w:t xml:space="preserve"> Pour diviser par 10, on décale les chiffres de 1 rang à droite.</w:t>
+      </w:r>
+      <w:r>
+        <w:rPr>
+          <w:rFonts w:cs="Arial"/>
+          <w:color w:val="215868" w:themeColor="accent5" w:themeShade="80"/>
+        </w:rPr>
+        <w:br/>
+      </w:r>
+      <w:r>
+        <w:rPr>
+          <w:rFonts w:cs="Arial"/>
+          <w:b/>
+          <w:color w:val="215868" w:themeColor="accent5" w:themeShade="80"/>
+        </w:rPr>
+        <w:t>Exemple</w:t>
+      </w:r>
+      <w:r>
+        <w:rPr>
+          <w:rFonts w:cs="Arial"/>
+          <w:color w:val="215868" w:themeColor="accent5" w:themeShade="80"/>
         </w:rPr>
         <w:t>.</w:t>
       </w:r>
       <w:r>
         <w:rPr>
           <w:rFonts w:cs="Arial"/>
+          <w:color w:val="215868" w:themeColor="accent5" w:themeShade="80"/>
         </w:rPr>
         <w:t xml:space="preserve"> 27 </w:t>
       </w:r>
@@ -1057,6 +1015,7 @@
         <m:r>
           <w:rPr>
             <w:rFonts w:ascii="Cambria Math" w:hAnsi="Cambria Math" w:cs="Arial"/>
+            <w:color w:val="215868" w:themeColor="accent5" w:themeShade="80"/>
           </w:rPr>
           <m:t>÷</m:t>
         </m:r>
@@ -1064,12 +1023,14 @@
       <w:r>
         <w:rPr>
           <w:rFonts w:eastAsiaTheme="minorEastAsia" w:cs="Arial"/>
+          <w:color w:val="215868" w:themeColor="accent5" w:themeShade="80"/>
         </w:rPr>
         <w:t xml:space="preserve"> 10 = 2,7</w:t>
       </w:r>
       <w:r>
         <w:rPr>
           <w:rFonts w:eastAsiaTheme="minorEastAsia" w:cs="Arial"/>
+          <w:color w:val="215868" w:themeColor="accent5" w:themeShade="80"/>
         </w:rPr>
         <w:br/>
       </w:r>
@@ -1077,66 +1038,78 @@
         <w:rPr>
           <w:rFonts w:cs="Arial"/>
           <w:b/>
+          <w:color w:val="215868" w:themeColor="accent5" w:themeShade="80"/>
         </w:rPr>
         <w:t>Règle.</w:t>
       </w:r>
       <w:r>
         <w:rPr>
           <w:rFonts w:cs="Arial"/>
-        </w:rPr>
-        <w:t xml:space="preserve"> Pour diviser par 10</w:t>
-      </w:r>
-      <w:r>
-        <w:rPr>
-          <w:rFonts w:cs="Arial"/>
-        </w:rPr>
-        <w:t>0</w:t>
-      </w:r>
-      <w:r>
-        <w:rPr>
-          <w:rFonts w:cs="Arial"/>
-        </w:rPr>
-        <w:t xml:space="preserve">, on décale les chiffres de </w:t>
-      </w:r>
-      <w:r>
-        <w:rPr>
-          <w:rFonts w:cs="Arial"/>
+          <w:color w:val="215868" w:themeColor="accent5" w:themeShade="80"/>
+        </w:rPr>
+        <w:t xml:space="preserve"> Pour diviser par 100, on décale les chiffres de </w:t>
+      </w:r>
+      <w:r>
+        <w:rPr>
+          <w:rFonts w:cs="Arial"/>
+          <w:color w:val="215868" w:themeColor="accent5" w:themeShade="80"/>
         </w:rPr>
         <w:t>2</w:t>
       </w:r>
       <w:r>
         <w:rPr>
           <w:rFonts w:cs="Arial"/>
+          <w:color w:val="215868" w:themeColor="accent5" w:themeShade="80"/>
         </w:rPr>
         <w:t xml:space="preserve"> rang</w:t>
       </w:r>
       <w:r>
         <w:rPr>
           <w:rFonts w:cs="Arial"/>
+          <w:color w:val="215868" w:themeColor="accent5" w:themeShade="80"/>
         </w:rPr>
         <w:t>s</w:t>
       </w:r>
       <w:r>
         <w:rPr>
           <w:rFonts w:cs="Arial"/>
-        </w:rPr>
-        <w:t xml:space="preserve"> à droite. Exemple</w:t>
-      </w:r>
-      <w:r>
-        <w:rPr>
-          <w:rFonts w:cs="Arial"/>
+          <w:color w:val="215868" w:themeColor="accent5" w:themeShade="80"/>
+        </w:rPr>
+        <w:t xml:space="preserve"> à droite.</w:t>
+      </w:r>
+      <w:r>
+        <w:rPr>
+          <w:rFonts w:cs="Arial"/>
+          <w:color w:val="215868" w:themeColor="accent5" w:themeShade="80"/>
+        </w:rPr>
+        <w:br/>
+      </w:r>
+      <w:r>
+        <w:rPr>
+          <w:rFonts w:cs="Arial"/>
+          <w:b/>
+          <w:color w:val="215868" w:themeColor="accent5" w:themeShade="80"/>
+        </w:rPr>
+        <w:t>Exemple</w:t>
+      </w:r>
+      <w:r>
+        <w:rPr>
+          <w:rFonts w:cs="Arial"/>
+          <w:color w:val="215868" w:themeColor="accent5" w:themeShade="80"/>
         </w:rPr>
         <w:t>.</w:t>
       </w:r>
       <w:r>
         <w:rPr>
           <w:rFonts w:cs="Arial"/>
+          <w:color w:val="215868" w:themeColor="accent5" w:themeShade="80"/>
         </w:rPr>
         <w:t xml:space="preserve"> </w:t>
       </w:r>
       <w:r>
         <w:rPr>
           <w:rFonts w:cs="Arial"/>
+          <w:color w:val="215868" w:themeColor="accent5" w:themeShade="80"/>
         </w:rPr>
         <w:t xml:space="preserve">456,5 </w:t>
       </w:r>
@@ -1144,6 +1117,7 @@
         <m:r>
           <w:rPr>
             <w:rFonts w:ascii="Cambria Math" w:hAnsi="Cambria Math" w:cs="Arial"/>
+            <w:color w:val="215868" w:themeColor="accent5" w:themeShade="80"/>
           </w:rPr>
           <m:t>÷</m:t>
         </m:r>
@@ -1151,12 +1125,14 @@
       <w:r>
         <w:rPr>
           <w:rFonts w:eastAsiaTheme="minorEastAsia" w:cs="Arial"/>
+          <w:color w:val="215868" w:themeColor="accent5" w:themeShade="80"/>
         </w:rPr>
         <w:t xml:space="preserve"> 100 = 4,565</w:t>
       </w:r>
       <w:r>
         <w:rPr>
           <w:rFonts w:eastAsiaTheme="minorEastAsia" w:cs="Arial"/>
+          <w:color w:val="215868" w:themeColor="accent5" w:themeShade="80"/>
         </w:rPr>
         <w:br/>
       </w:r>
@@ -1164,60 +1140,57 @@
         <w:rPr>
           <w:rFonts w:cs="Arial"/>
           <w:b/>
+          <w:color w:val="215868" w:themeColor="accent5" w:themeShade="80"/>
         </w:rPr>
         <w:t>Règle.</w:t>
       </w:r>
       <w:r>
         <w:rPr>
           <w:rFonts w:cs="Arial"/>
-        </w:rPr>
-        <w:t xml:space="preserve"> Pour diviser par 1</w:t>
-      </w:r>
-      <w:r>
-        <w:rPr>
-          <w:rFonts w:cs="Arial"/>
-        </w:rPr>
-        <w:t xml:space="preserve"> </w:t>
-      </w:r>
-      <w:r>
-        <w:rPr>
-          <w:rFonts w:cs="Arial"/>
-        </w:rPr>
-        <w:t>00</w:t>
-      </w:r>
-      <w:r>
-        <w:rPr>
-          <w:rFonts w:cs="Arial"/>
-        </w:rPr>
-        <w:t>0</w:t>
-      </w:r>
-      <w:r>
-        <w:rPr>
-          <w:rFonts w:cs="Arial"/>
-        </w:rPr>
-        <w:t xml:space="preserve">, on décale les chiffres de </w:t>
-      </w:r>
-      <w:r>
-        <w:rPr>
-          <w:rFonts w:cs="Arial"/>
+          <w:color w:val="215868" w:themeColor="accent5" w:themeShade="80"/>
+        </w:rPr>
+        <w:t xml:space="preserve"> Pour diviser par 1 000, on décale les chiffres de </w:t>
+      </w:r>
+      <w:r>
+        <w:rPr>
+          <w:rFonts w:cs="Arial"/>
+          <w:color w:val="215868" w:themeColor="accent5" w:themeShade="80"/>
         </w:rPr>
         <w:t>3</w:t>
       </w:r>
       <w:r>
         <w:rPr>
           <w:rFonts w:cs="Arial"/>
-        </w:rPr>
-        <w:t xml:space="preserve"> rangs à droite. Exemple</w:t>
-      </w:r>
-      <w:r>
-        <w:rPr>
-          <w:rFonts w:cs="Arial"/>
+          <w:color w:val="215868" w:themeColor="accent5" w:themeShade="80"/>
+        </w:rPr>
+        <w:t xml:space="preserve"> rangs à droite.</w:t>
+      </w:r>
+      <w:r>
+        <w:rPr>
+          <w:rFonts w:cs="Arial"/>
+          <w:color w:val="215868" w:themeColor="accent5" w:themeShade="80"/>
+        </w:rPr>
+        <w:br/>
+      </w:r>
+      <w:r>
+        <w:rPr>
+          <w:rFonts w:cs="Arial"/>
+          <w:b/>
+          <w:color w:val="215868" w:themeColor="accent5" w:themeShade="80"/>
+        </w:rPr>
+        <w:t>Exemple</w:t>
+      </w:r>
+      <w:r>
+        <w:rPr>
+          <w:rFonts w:cs="Arial"/>
+          <w:color w:val="215868" w:themeColor="accent5" w:themeShade="80"/>
         </w:rPr>
         <w:t xml:space="preserve">. </w:t>
       </w:r>
       <w:r>
         <w:rPr>
           <w:rFonts w:cs="Arial"/>
+          <w:color w:val="215868" w:themeColor="accent5" w:themeShade="80"/>
         </w:rPr>
         <w:t xml:space="preserve">0,3 </w:t>
       </w:r>
@@ -1225,6 +1198,7 @@
         <m:r>
           <w:rPr>
             <w:rFonts w:ascii="Cambria Math" w:hAnsi="Cambria Math" w:cs="Arial"/>
+            <w:color w:val="215868" w:themeColor="accent5" w:themeShade="80"/>
           </w:rPr>
           <m:t>÷</m:t>
         </m:r>
@@ -1232,6 +1206,7 @@
       <w:r>
         <w:rPr>
           <w:rFonts w:eastAsiaTheme="minorEastAsia" w:cs="Arial"/>
+          <w:color w:val="215868" w:themeColor="accent5" w:themeShade="80"/>
         </w:rPr>
         <w:t xml:space="preserve"> 1 000 = 0 000,3 </w:t>
       </w:r>
@@ -1239,6 +1214,7 @@
         <m:r>
           <w:rPr>
             <w:rFonts w:ascii="Cambria Math" w:eastAsiaTheme="minorEastAsia" w:hAnsi="Cambria Math" w:cs="Arial"/>
+            <w:color w:val="215868" w:themeColor="accent5" w:themeShade="80"/>
           </w:rPr>
           <m:t>÷</m:t>
         </m:r>
@@ -1246,12 +1222,14 @@
       <w:r>
         <w:rPr>
           <w:rFonts w:eastAsiaTheme="minorEastAsia" w:cs="Arial"/>
+          <w:color w:val="215868" w:themeColor="accent5" w:themeShade="80"/>
         </w:rPr>
         <w:t xml:space="preserve"> 1 000 = 0,000 3.</w:t>
       </w:r>
       <w:r>
         <w:rPr>
           <w:rFonts w:eastAsiaTheme="minorEastAsia" w:cs="Arial"/>
+          <w:color w:val="215868" w:themeColor="accent5" w:themeShade="80"/>
         </w:rPr>
         <w:br/>
       </w:r>
@@ -1259,12 +1237,14 @@
         <w:rPr>
           <w:rFonts w:eastAsiaTheme="minorEastAsia" w:cs="Arial"/>
           <w:b/>
+          <w:color w:val="215868" w:themeColor="accent5" w:themeShade="80"/>
         </w:rPr>
         <w:t>Remarque</w:t>
       </w:r>
       <w:r>
         <w:rPr>
           <w:rFonts w:eastAsiaTheme="minorEastAsia" w:cs="Arial"/>
+          <w:color w:val="215868" w:themeColor="accent5" w:themeShade="80"/>
         </w:rPr>
         <w:t xml:space="preserve">. Multiplier par </w:t>
       </w:r>
@@ -1272,6 +1252,7 @@
         <m:r>
           <w:rPr>
             <w:rFonts w:ascii="Cambria Math" w:eastAsiaTheme="minorEastAsia" w:hAnsi="Cambria Math" w:cs="Arial"/>
+            <w:color w:val="215868" w:themeColor="accent5" w:themeShade="80"/>
           </w:rPr>
           <m:t>0,1=</m:t>
         </m:r>
@@ -1281,6 +1262,7 @@
               <w:rPr>
                 <w:rFonts w:ascii="Cambria Math" w:eastAsiaTheme="minorEastAsia" w:hAnsi="Cambria Math" w:cs="Arial"/>
                 <w:i/>
+                <w:color w:val="215868" w:themeColor="accent5" w:themeShade="80"/>
               </w:rPr>
             </m:ctrlPr>
           </m:fPr>
@@ -1288,6 +1270,7 @@
             <m:r>
               <w:rPr>
                 <w:rFonts w:ascii="Cambria Math" w:eastAsiaTheme="minorEastAsia" w:hAnsi="Cambria Math" w:cs="Arial"/>
+                <w:color w:val="215868" w:themeColor="accent5" w:themeShade="80"/>
               </w:rPr>
               <m:t>1</m:t>
             </m:r>
@@ -1296,6 +1279,7 @@
             <m:r>
               <w:rPr>
                 <w:rFonts w:ascii="Cambria Math" w:eastAsiaTheme="minorEastAsia" w:hAnsi="Cambria Math" w:cs="Arial"/>
+                <w:color w:val="215868" w:themeColor="accent5" w:themeShade="80"/>
               </w:rPr>
               <m:t>10</m:t>
             </m:r>
@@ -1305,12 +1289,14 @@
       <w:r>
         <w:rPr>
           <w:rFonts w:eastAsiaTheme="minorEastAsia" w:cs="Arial"/>
+          <w:color w:val="215868" w:themeColor="accent5" w:themeShade="80"/>
         </w:rPr>
         <w:t xml:space="preserve"> c’est diviser par 10 (décale 1 rang à droite)</w:t>
       </w:r>
       <w:r>
         <w:rPr>
           <w:rFonts w:eastAsiaTheme="minorEastAsia" w:cs="Arial"/>
+          <w:color w:val="215868" w:themeColor="accent5" w:themeShade="80"/>
         </w:rPr>
         <w:br/>
       </w:r>
@@ -1318,12 +1304,14 @@
         <w:rPr>
           <w:rFonts w:eastAsiaTheme="minorEastAsia" w:cs="Arial"/>
           <w:b/>
+          <w:color w:val="215868" w:themeColor="accent5" w:themeShade="80"/>
         </w:rPr>
         <w:t>Remarque</w:t>
       </w:r>
       <w:r>
         <w:rPr>
           <w:rFonts w:eastAsiaTheme="minorEastAsia" w:cs="Arial"/>
+          <w:color w:val="215868" w:themeColor="accent5" w:themeShade="80"/>
         </w:rPr>
         <w:t xml:space="preserve">. Multiplier par </w:t>
       </w:r>
@@ -1331,20 +1319,9 @@
         <m:r>
           <w:rPr>
             <w:rFonts w:ascii="Cambria Math" w:eastAsiaTheme="minorEastAsia" w:hAnsi="Cambria Math" w:cs="Arial"/>
+            <w:color w:val="215868" w:themeColor="accent5" w:themeShade="80"/>
           </w:rPr>
-          <m:t>0,</m:t>
-        </m:r>
-        <m:r>
-          <w:rPr>
-            <w:rFonts w:ascii="Cambria Math" w:eastAsiaTheme="minorEastAsia" w:hAnsi="Cambria Math" w:cs="Arial"/>
-          </w:rPr>
-          <m:t>0</m:t>
-        </m:r>
-        <m:r>
-          <w:rPr>
-            <w:rFonts w:ascii="Cambria Math" w:eastAsiaTheme="minorEastAsia" w:hAnsi="Cambria Math" w:cs="Arial"/>
-          </w:rPr>
-          <m:t>1=</m:t>
+          <m:t>0,01=</m:t>
         </m:r>
         <m:f>
           <m:fPr>
@@ -1352,6 +1329,7 @@
               <w:rPr>
                 <w:rFonts w:ascii="Cambria Math" w:eastAsiaTheme="minorEastAsia" w:hAnsi="Cambria Math" w:cs="Arial"/>
                 <w:i/>
+                <w:color w:val="215868" w:themeColor="accent5" w:themeShade="80"/>
               </w:rPr>
             </m:ctrlPr>
           </m:fPr>
@@ -1359,6 +1337,7 @@
             <m:r>
               <w:rPr>
                 <w:rFonts w:ascii="Cambria Math" w:eastAsiaTheme="minorEastAsia" w:hAnsi="Cambria Math" w:cs="Arial"/>
+                <w:color w:val="215868" w:themeColor="accent5" w:themeShade="80"/>
               </w:rPr>
               <m:t>1</m:t>
             </m:r>
@@ -1367,20 +1346,9 @@
             <m:r>
               <w:rPr>
                 <w:rFonts w:ascii="Cambria Math" w:eastAsiaTheme="minorEastAsia" w:hAnsi="Cambria Math" w:cs="Arial"/>
-              </w:rPr>
-              <m:t>1</m:t>
-            </m:r>
-            <m:r>
-              <w:rPr>
-                <w:rFonts w:ascii="Cambria Math" w:eastAsiaTheme="minorEastAsia" w:hAnsi="Cambria Math" w:cs="Arial"/>
-              </w:rPr>
-              <m:t>0</m:t>
-            </m:r>
-            <m:r>
-              <w:rPr>
-                <w:rFonts w:ascii="Cambria Math" w:eastAsiaTheme="minorEastAsia" w:hAnsi="Cambria Math" w:cs="Arial"/>
-              </w:rPr>
-              <m:t>0</m:t>
+                <w:color w:val="215868" w:themeColor="accent5" w:themeShade="80"/>
+              </w:rPr>
+              <m:t>100</m:t>
             </m:r>
           </m:den>
         </m:f>
@@ -1388,48 +1356,14 @@
       <w:r>
         <w:rPr>
           <w:rFonts w:eastAsiaTheme="minorEastAsia" w:cs="Arial"/>
-        </w:rPr>
-        <w:t xml:space="preserve"> c’est diviser par 1</w:t>
-      </w:r>
-      <w:r>
-        <w:rPr>
-          <w:rFonts w:eastAsiaTheme="minorEastAsia" w:cs="Arial"/>
-        </w:rPr>
-        <w:t>0</w:t>
-      </w:r>
-      <w:r>
-        <w:rPr>
-          <w:rFonts w:eastAsiaTheme="minorEastAsia" w:cs="Arial"/>
-        </w:rPr>
-        <w:t xml:space="preserve">0 (décale </w:t>
-      </w:r>
-      <w:r>
-        <w:rPr>
-          <w:rFonts w:eastAsiaTheme="minorEastAsia" w:cs="Arial"/>
-        </w:rPr>
-        <w:t>2</w:t>
-      </w:r>
-      <w:r>
-        <w:rPr>
-          <w:rFonts w:eastAsiaTheme="minorEastAsia" w:cs="Arial"/>
-        </w:rPr>
-        <w:t xml:space="preserve"> rang</w:t>
-      </w:r>
-      <w:r>
-        <w:rPr>
-          <w:rFonts w:eastAsiaTheme="minorEastAsia" w:cs="Arial"/>
-        </w:rPr>
-        <w:t>s</w:t>
-      </w:r>
-      <w:r>
-        <w:rPr>
-          <w:rFonts w:eastAsiaTheme="minorEastAsia" w:cs="Arial"/>
-        </w:rPr>
-        <w:t xml:space="preserve"> à droite)</w:t>
-      </w:r>
-      <w:r>
-        <w:rPr>
-          <w:rFonts w:eastAsiaTheme="minorEastAsia" w:cs="Arial"/>
+          <w:color w:val="215868" w:themeColor="accent5" w:themeShade="80"/>
+        </w:rPr>
+        <w:t xml:space="preserve"> c’est diviser par 100 (décale 2 rangs à droite)</w:t>
+      </w:r>
+      <w:r>
+        <w:rPr>
+          <w:rFonts w:eastAsiaTheme="minorEastAsia" w:cs="Arial"/>
+          <w:color w:val="215868" w:themeColor="accent5" w:themeShade="80"/>
         </w:rPr>
         <w:t xml:space="preserve">. </w:t>
       </w:r>
@@ -1437,6 +1371,7 @@
       <w:r>
         <w:rPr>
           <w:rFonts w:eastAsiaTheme="minorEastAsia" w:cs="Arial"/>
+          <w:color w:val="215868" w:themeColor="accent5" w:themeShade="80"/>
         </w:rPr>
         <w:t>Etc</w:t>
       </w:r>
@@ -1444,6 +1379,7 @@
       <w:r>
         <w:rPr>
           <w:rFonts w:eastAsiaTheme="minorEastAsia" w:cs="Arial"/>
+          <w:color w:val="215868" w:themeColor="accent5" w:themeShade="80"/>
         </w:rPr>
         <w:t xml:space="preserve"> …</w:t>
       </w:r>
@@ -1452,26 +1388,2315 @@
       <w:pPr>
         <w:rPr>
           <w:rFonts w:eastAsiaTheme="minorEastAsia" w:cs="Arial"/>
+          <w:color w:val="7030A0"/>
         </w:rPr>
       </w:pPr>
+      <w:r>
+        <w:rPr>
+          <w:rFonts w:eastAsiaTheme="minorEastAsia" w:cs="Arial"/>
+          <w:b/>
+          <w:color w:val="7030A0"/>
+        </w:rPr>
+        <w:t>Définitions</w:t>
+      </w:r>
+      <w:r>
+        <w:rPr>
+          <w:rFonts w:eastAsiaTheme="minorEastAsia" w:cs="Arial"/>
+          <w:color w:val="7030A0"/>
+        </w:rPr>
+        <w:t>. Unités de longueur</w:t>
+      </w:r>
+    </w:p>
+    <w:tbl>
+      <w:tblPr>
+        <w:tblStyle w:val="Grilledutableau"/>
+        <w:tblW w:w="0" w:type="auto"/>
+        <w:tblLook w:val="04A0" w:firstRow="1" w:lastRow="0" w:firstColumn="1" w:lastColumn="0" w:noHBand="0" w:noVBand="1"/>
+      </w:tblPr>
+      <w:tblGrid>
+        <w:gridCol w:w="1342"/>
+        <w:gridCol w:w="1325"/>
+        <w:gridCol w:w="1326"/>
+        <w:gridCol w:w="1326"/>
+        <w:gridCol w:w="901"/>
+        <w:gridCol w:w="1326"/>
+        <w:gridCol w:w="1326"/>
+        <w:gridCol w:w="1326"/>
+      </w:tblGrid>
+      <w:tr>
+        <w:tc>
+          <w:tcPr>
+            <w:tcW w:w="1342" w:type="dxa"/>
+          </w:tcPr>
+          <w:p>
+            <w:pPr>
+              <w:rPr>
+                <w:rFonts w:eastAsiaTheme="minorEastAsia" w:cs="Arial"/>
+                <w:color w:val="7030A0"/>
+              </w:rPr>
+            </w:pPr>
+            <w:r>
+              <w:rPr>
+                <w:rFonts w:eastAsiaTheme="minorEastAsia" w:cs="Arial"/>
+                <w:color w:val="7030A0"/>
+              </w:rPr>
+              <w:t>Longueur</w:t>
+            </w:r>
+          </w:p>
+        </w:tc>
+        <w:tc>
+          <w:tcPr>
+            <w:tcW w:w="1325" w:type="dxa"/>
+          </w:tcPr>
+          <w:p>
+            <w:pPr>
+              <w:rPr>
+                <w:rFonts w:eastAsiaTheme="minorEastAsia" w:cs="Arial"/>
+                <w:color w:val="7030A0"/>
+              </w:rPr>
+            </w:pPr>
+            <w:proofErr w:type="gramStart"/>
+            <w:r>
+              <w:rPr>
+                <w:rFonts w:eastAsiaTheme="minorEastAsia" w:cs="Arial"/>
+                <w:color w:val="7030A0"/>
+              </w:rPr>
+              <w:t>kilomètre</w:t>
+            </w:r>
+            <w:proofErr w:type="gramEnd"/>
+          </w:p>
+        </w:tc>
+        <w:tc>
+          <w:tcPr>
+            <w:tcW w:w="1326" w:type="dxa"/>
+          </w:tcPr>
+          <w:p>
+            <w:pPr>
+              <w:rPr>
+                <w:rFonts w:eastAsiaTheme="minorEastAsia" w:cs="Arial"/>
+                <w:color w:val="7030A0"/>
+              </w:rPr>
+            </w:pPr>
+            <w:proofErr w:type="gramStart"/>
+            <w:r>
+              <w:rPr>
+                <w:rFonts w:eastAsiaTheme="minorEastAsia" w:cs="Arial"/>
+                <w:color w:val="7030A0"/>
+              </w:rPr>
+              <w:t>hectomètre</w:t>
+            </w:r>
+            <w:proofErr w:type="gramEnd"/>
+          </w:p>
+        </w:tc>
+        <w:tc>
+          <w:tcPr>
+            <w:tcW w:w="1326" w:type="dxa"/>
+          </w:tcPr>
+          <w:p>
+            <w:pPr>
+              <w:rPr>
+                <w:rFonts w:eastAsiaTheme="minorEastAsia" w:cs="Arial"/>
+                <w:color w:val="7030A0"/>
+              </w:rPr>
+            </w:pPr>
+            <w:r>
+              <w:rPr>
+                <w:rFonts w:eastAsiaTheme="minorEastAsia" w:cs="Arial"/>
+                <w:color w:val="7030A0"/>
+              </w:rPr>
+              <w:t>Décamètre</w:t>
+            </w:r>
+          </w:p>
+        </w:tc>
+        <w:tc>
+          <w:tcPr>
+            <w:tcW w:w="901" w:type="dxa"/>
+          </w:tcPr>
+          <w:p>
+            <w:pPr>
+              <w:rPr>
+                <w:rFonts w:eastAsiaTheme="minorEastAsia" w:cs="Arial"/>
+                <w:color w:val="7030A0"/>
+              </w:rPr>
+            </w:pPr>
+            <w:proofErr w:type="gramStart"/>
+            <w:r>
+              <w:rPr>
+                <w:rFonts w:eastAsiaTheme="minorEastAsia" w:cs="Arial"/>
+                <w:color w:val="7030A0"/>
+              </w:rPr>
+              <w:t>mètre</w:t>
+            </w:r>
+            <w:proofErr w:type="gramEnd"/>
+          </w:p>
+        </w:tc>
+        <w:tc>
+          <w:tcPr>
+            <w:tcW w:w="1326" w:type="dxa"/>
+          </w:tcPr>
+          <w:p>
+            <w:pPr>
+              <w:rPr>
+                <w:rFonts w:eastAsiaTheme="minorEastAsia" w:cs="Arial"/>
+                <w:color w:val="7030A0"/>
+              </w:rPr>
+            </w:pPr>
+            <w:proofErr w:type="gramStart"/>
+            <w:r>
+              <w:rPr>
+                <w:rFonts w:eastAsiaTheme="minorEastAsia" w:cs="Arial"/>
+                <w:color w:val="7030A0"/>
+              </w:rPr>
+              <w:t>décimètre</w:t>
+            </w:r>
+            <w:proofErr w:type="gramEnd"/>
+          </w:p>
+        </w:tc>
+        <w:tc>
+          <w:tcPr>
+            <w:tcW w:w="1326" w:type="dxa"/>
+          </w:tcPr>
+          <w:p>
+            <w:pPr>
+              <w:rPr>
+                <w:rFonts w:eastAsiaTheme="minorEastAsia" w:cs="Arial"/>
+                <w:color w:val="7030A0"/>
+              </w:rPr>
+            </w:pPr>
+            <w:proofErr w:type="gramStart"/>
+            <w:r>
+              <w:rPr>
+                <w:rFonts w:eastAsiaTheme="minorEastAsia" w:cs="Arial"/>
+                <w:color w:val="7030A0"/>
+              </w:rPr>
+              <w:t>centimètre</w:t>
+            </w:r>
+            <w:proofErr w:type="gramEnd"/>
+          </w:p>
+        </w:tc>
+        <w:tc>
+          <w:tcPr>
+            <w:tcW w:w="1326" w:type="dxa"/>
+          </w:tcPr>
+          <w:p>
+            <w:pPr>
+              <w:rPr>
+                <w:rFonts w:eastAsiaTheme="minorEastAsia" w:cs="Arial"/>
+                <w:color w:val="7030A0"/>
+              </w:rPr>
+            </w:pPr>
+            <w:proofErr w:type="gramStart"/>
+            <w:r>
+              <w:rPr>
+                <w:rFonts w:eastAsiaTheme="minorEastAsia" w:cs="Arial"/>
+                <w:color w:val="7030A0"/>
+              </w:rPr>
+              <w:t>millimètre</w:t>
+            </w:r>
+            <w:proofErr w:type="gramEnd"/>
+          </w:p>
+        </w:tc>
+      </w:tr>
+      <w:tr>
+        <w:tc>
+          <w:tcPr>
+            <w:tcW w:w="1342" w:type="dxa"/>
+          </w:tcPr>
+          <w:p>
+            <w:pPr>
+              <w:rPr>
+                <w:rFonts w:eastAsiaTheme="minorEastAsia" w:cs="Arial"/>
+                <w:color w:val="7030A0"/>
+              </w:rPr>
+            </w:pPr>
+            <w:r>
+              <w:rPr>
+                <w:rFonts w:eastAsiaTheme="minorEastAsia" w:cs="Arial"/>
+                <w:color w:val="7030A0"/>
+              </w:rPr>
+              <w:t>Unité</w:t>
+            </w:r>
+          </w:p>
+        </w:tc>
+        <w:tc>
+          <w:tcPr>
+            <w:tcW w:w="1325" w:type="dxa"/>
+          </w:tcPr>
+          <w:p>
+            <w:pPr>
+              <w:rPr>
+                <w:rFonts w:eastAsiaTheme="minorEastAsia" w:cs="Arial"/>
+                <w:color w:val="7030A0"/>
+              </w:rPr>
+            </w:pPr>
+            <w:proofErr w:type="gramStart"/>
+            <w:r>
+              <w:rPr>
+                <w:rFonts w:eastAsiaTheme="minorEastAsia" w:cs="Arial"/>
+                <w:color w:val="7030A0"/>
+              </w:rPr>
+              <w:t>km</w:t>
+            </w:r>
+            <w:proofErr w:type="gramEnd"/>
+          </w:p>
+        </w:tc>
+        <w:tc>
+          <w:tcPr>
+            <w:tcW w:w="1326" w:type="dxa"/>
+          </w:tcPr>
+          <w:p>
+            <w:pPr>
+              <w:rPr>
+                <w:rFonts w:eastAsiaTheme="minorEastAsia" w:cs="Arial"/>
+                <w:color w:val="7030A0"/>
+              </w:rPr>
+            </w:pPr>
+            <w:proofErr w:type="gramStart"/>
+            <w:r>
+              <w:rPr>
+                <w:rFonts w:eastAsiaTheme="minorEastAsia" w:cs="Arial"/>
+                <w:color w:val="7030A0"/>
+              </w:rPr>
+              <w:t>hm</w:t>
+            </w:r>
+            <w:proofErr w:type="gramEnd"/>
+          </w:p>
+        </w:tc>
+        <w:tc>
+          <w:tcPr>
+            <w:tcW w:w="1326" w:type="dxa"/>
+          </w:tcPr>
+          <w:p>
+            <w:pPr>
+              <w:rPr>
+                <w:rFonts w:eastAsiaTheme="minorEastAsia" w:cs="Arial"/>
+                <w:color w:val="7030A0"/>
+              </w:rPr>
+            </w:pPr>
+            <w:proofErr w:type="gramStart"/>
+            <w:r>
+              <w:rPr>
+                <w:rFonts w:eastAsiaTheme="minorEastAsia" w:cs="Arial"/>
+                <w:color w:val="7030A0"/>
+              </w:rPr>
+              <w:t>dam</w:t>
+            </w:r>
+            <w:proofErr w:type="gramEnd"/>
+          </w:p>
+        </w:tc>
+        <w:tc>
+          <w:tcPr>
+            <w:tcW w:w="901" w:type="dxa"/>
+          </w:tcPr>
+          <w:p>
+            <w:pPr>
+              <w:rPr>
+                <w:rFonts w:eastAsiaTheme="minorEastAsia" w:cs="Arial"/>
+                <w:color w:val="7030A0"/>
+              </w:rPr>
+            </w:pPr>
+            <w:proofErr w:type="gramStart"/>
+            <w:r>
+              <w:rPr>
+                <w:rFonts w:eastAsiaTheme="minorEastAsia" w:cs="Arial"/>
+                <w:color w:val="7030A0"/>
+              </w:rPr>
+              <w:t>m</w:t>
+            </w:r>
+            <w:proofErr w:type="gramEnd"/>
+          </w:p>
+        </w:tc>
+        <w:tc>
+          <w:tcPr>
+            <w:tcW w:w="1326" w:type="dxa"/>
+          </w:tcPr>
+          <w:p>
+            <w:pPr>
+              <w:rPr>
+                <w:rFonts w:eastAsiaTheme="minorEastAsia" w:cs="Arial"/>
+                <w:color w:val="7030A0"/>
+              </w:rPr>
+            </w:pPr>
+            <w:proofErr w:type="gramStart"/>
+            <w:r>
+              <w:rPr>
+                <w:rFonts w:eastAsiaTheme="minorEastAsia" w:cs="Arial"/>
+                <w:color w:val="7030A0"/>
+              </w:rPr>
+              <w:t>dm</w:t>
+            </w:r>
+            <w:proofErr w:type="gramEnd"/>
+          </w:p>
+        </w:tc>
+        <w:tc>
+          <w:tcPr>
+            <w:tcW w:w="1326" w:type="dxa"/>
+          </w:tcPr>
+          <w:p>
+            <w:pPr>
+              <w:rPr>
+                <w:rFonts w:eastAsiaTheme="minorEastAsia" w:cs="Arial"/>
+                <w:color w:val="7030A0"/>
+              </w:rPr>
+            </w:pPr>
+            <w:proofErr w:type="gramStart"/>
+            <w:r>
+              <w:rPr>
+                <w:rFonts w:eastAsiaTheme="minorEastAsia" w:cs="Arial"/>
+                <w:color w:val="7030A0"/>
+              </w:rPr>
+              <w:t>cm</w:t>
+            </w:r>
+            <w:proofErr w:type="gramEnd"/>
+          </w:p>
+        </w:tc>
+        <w:tc>
+          <w:tcPr>
+            <w:tcW w:w="1326" w:type="dxa"/>
+          </w:tcPr>
+          <w:p>
+            <w:pPr>
+              <w:rPr>
+                <w:rFonts w:eastAsiaTheme="minorEastAsia" w:cs="Arial"/>
+                <w:color w:val="7030A0"/>
+              </w:rPr>
+            </w:pPr>
+            <w:proofErr w:type="gramStart"/>
+            <w:r>
+              <w:rPr>
+                <w:rFonts w:eastAsiaTheme="minorEastAsia" w:cs="Arial"/>
+                <w:color w:val="7030A0"/>
+              </w:rPr>
+              <w:t>mm</w:t>
+            </w:r>
+            <w:proofErr w:type="gramEnd"/>
+          </w:p>
+        </w:tc>
+      </w:tr>
+      <w:tr>
+        <w:tc>
+          <w:tcPr>
+            <w:tcW w:w="1342" w:type="dxa"/>
+          </w:tcPr>
+          <w:p>
+            <w:pPr>
+              <w:rPr>
+                <w:rFonts w:eastAsiaTheme="minorEastAsia" w:cs="Arial"/>
+                <w:color w:val="7030A0"/>
+              </w:rPr>
+            </w:pPr>
+            <w:r>
+              <w:rPr>
+                <w:rFonts w:eastAsiaTheme="minorEastAsia" w:cs="Arial"/>
+                <w:color w:val="7030A0"/>
+              </w:rPr>
+              <w:t>Longueur équivalente</w:t>
+            </w:r>
+          </w:p>
+        </w:tc>
+        <w:tc>
+          <w:tcPr>
+            <w:tcW w:w="1325" w:type="dxa"/>
+          </w:tcPr>
+          <w:p>
+            <w:pPr>
+              <w:rPr>
+                <w:rFonts w:eastAsiaTheme="minorEastAsia" w:cs="Arial"/>
+                <w:color w:val="7030A0"/>
+              </w:rPr>
+            </w:pPr>
+            <w:r>
+              <w:rPr>
+                <w:rFonts w:eastAsiaTheme="minorEastAsia" w:cs="Arial"/>
+                <w:color w:val="7030A0"/>
+              </w:rPr>
+              <w:t>1 000 m</w:t>
+            </w:r>
+          </w:p>
+        </w:tc>
+        <w:tc>
+          <w:tcPr>
+            <w:tcW w:w="1326" w:type="dxa"/>
+          </w:tcPr>
+          <w:p>
+            <w:pPr>
+              <w:rPr>
+                <w:rFonts w:eastAsiaTheme="minorEastAsia" w:cs="Arial"/>
+                <w:color w:val="7030A0"/>
+              </w:rPr>
+            </w:pPr>
+            <w:r>
+              <w:rPr>
+                <w:rFonts w:eastAsiaTheme="minorEastAsia" w:cs="Arial"/>
+                <w:color w:val="7030A0"/>
+              </w:rPr>
+              <w:t>100 m</w:t>
+            </w:r>
+          </w:p>
+        </w:tc>
+        <w:tc>
+          <w:tcPr>
+            <w:tcW w:w="1326" w:type="dxa"/>
+          </w:tcPr>
+          <w:p>
+            <w:pPr>
+              <w:rPr>
+                <w:rFonts w:eastAsiaTheme="minorEastAsia" w:cs="Arial"/>
+                <w:color w:val="7030A0"/>
+              </w:rPr>
+            </w:pPr>
+            <w:r>
+              <w:rPr>
+                <w:rFonts w:eastAsiaTheme="minorEastAsia" w:cs="Arial"/>
+                <w:color w:val="7030A0"/>
+              </w:rPr>
+              <w:t>10 m</w:t>
+            </w:r>
+          </w:p>
+        </w:tc>
+        <w:tc>
+          <w:tcPr>
+            <w:tcW w:w="901" w:type="dxa"/>
+          </w:tcPr>
+          <w:p>
+            <w:pPr>
+              <w:rPr>
+                <w:rFonts w:eastAsiaTheme="minorEastAsia" w:cs="Arial"/>
+                <w:color w:val="7030A0"/>
+              </w:rPr>
+            </w:pPr>
+            <w:r>
+              <w:rPr>
+                <w:rFonts w:eastAsiaTheme="minorEastAsia" w:cs="Arial"/>
+                <w:color w:val="7030A0"/>
+              </w:rPr>
+              <w:t>1 m</w:t>
+            </w:r>
+          </w:p>
+        </w:tc>
+        <w:tc>
+          <w:tcPr>
+            <w:tcW w:w="1326" w:type="dxa"/>
+          </w:tcPr>
+          <w:p>
+            <w:pPr>
+              <w:rPr>
+                <w:rFonts w:eastAsiaTheme="minorEastAsia" w:cs="Arial"/>
+                <w:color w:val="7030A0"/>
+              </w:rPr>
+            </w:pPr>
+            <w:r>
+              <w:rPr>
+                <w:rFonts w:eastAsiaTheme="minorEastAsia" w:cs="Arial"/>
+                <w:color w:val="7030A0"/>
+              </w:rPr>
+              <w:t>0,1 m</w:t>
+            </w:r>
+          </w:p>
+        </w:tc>
+        <w:tc>
+          <w:tcPr>
+            <w:tcW w:w="1326" w:type="dxa"/>
+          </w:tcPr>
+          <w:p>
+            <w:pPr>
+              <w:rPr>
+                <w:rFonts w:eastAsiaTheme="minorEastAsia" w:cs="Arial"/>
+                <w:color w:val="7030A0"/>
+              </w:rPr>
+            </w:pPr>
+            <w:r>
+              <w:rPr>
+                <w:rFonts w:eastAsiaTheme="minorEastAsia" w:cs="Arial"/>
+                <w:color w:val="7030A0"/>
+              </w:rPr>
+              <w:t>0,01 m</w:t>
+            </w:r>
+          </w:p>
+        </w:tc>
+        <w:tc>
+          <w:tcPr>
+            <w:tcW w:w="1326" w:type="dxa"/>
+          </w:tcPr>
+          <w:p>
+            <w:pPr>
+              <w:rPr>
+                <w:rFonts w:eastAsiaTheme="minorEastAsia" w:cs="Arial"/>
+                <w:color w:val="7030A0"/>
+              </w:rPr>
+            </w:pPr>
+            <w:r>
+              <w:rPr>
+                <w:rFonts w:eastAsiaTheme="minorEastAsia" w:cs="Arial"/>
+                <w:color w:val="7030A0"/>
+              </w:rPr>
+              <w:t>0,001 m</w:t>
+            </w:r>
+          </w:p>
+        </w:tc>
+      </w:tr>
+    </w:tbl>
+    <w:p>
+      <w:pPr>
+        <w:rPr>
+          <w:rFonts w:eastAsiaTheme="minorEastAsia" w:cs="Arial"/>
+          <w:color w:val="7030A0"/>
+        </w:rPr>
+      </w:pPr>
+      <w:r>
+        <w:rPr>
+          <w:rFonts w:eastAsiaTheme="minorEastAsia" w:cs="Arial"/>
+          <w:b/>
+          <w:color w:val="7030A0"/>
+        </w:rPr>
+        <w:br/>
+      </w:r>
+      <w:r>
+        <w:rPr>
+          <w:rFonts w:eastAsiaTheme="minorEastAsia" w:cs="Arial"/>
+          <w:b/>
+          <w:color w:val="7030A0"/>
+        </w:rPr>
+        <w:t>Définitions</w:t>
+      </w:r>
+      <w:r>
+        <w:rPr>
+          <w:rFonts w:eastAsiaTheme="minorEastAsia" w:cs="Arial"/>
+          <w:color w:val="7030A0"/>
+        </w:rPr>
+        <w:t xml:space="preserve">. Unités de </w:t>
+      </w:r>
+      <w:r>
+        <w:rPr>
+          <w:rFonts w:eastAsiaTheme="minorEastAsia" w:cs="Arial"/>
+          <w:color w:val="7030A0"/>
+        </w:rPr>
+        <w:t>masse</w:t>
+      </w:r>
+    </w:p>
+    <w:tbl>
+      <w:tblPr>
+        <w:tblStyle w:val="Grilledutableau"/>
+        <w:tblW w:w="11134" w:type="dxa"/>
+        <w:tblLook w:val="04A0" w:firstRow="1" w:lastRow="0" w:firstColumn="1" w:lastColumn="0" w:noHBand="0" w:noVBand="1"/>
+      </w:tblPr>
+      <w:tblGrid>
+        <w:gridCol w:w="1342"/>
+        <w:gridCol w:w="1353"/>
+        <w:gridCol w:w="1562"/>
+        <w:gridCol w:w="1537"/>
+        <w:gridCol w:w="1023"/>
+        <w:gridCol w:w="1427"/>
+        <w:gridCol w:w="1488"/>
+        <w:gridCol w:w="1402"/>
+      </w:tblGrid>
+      <w:tr>
+        <w:tc>
+          <w:tcPr>
+            <w:tcW w:w="1342" w:type="dxa"/>
+          </w:tcPr>
+          <w:p>
+            <w:pPr>
+              <w:rPr>
+                <w:rFonts w:eastAsiaTheme="minorEastAsia" w:cs="Arial"/>
+                <w:color w:val="7030A0"/>
+              </w:rPr>
+            </w:pPr>
+            <w:r>
+              <w:rPr>
+                <w:rFonts w:eastAsiaTheme="minorEastAsia" w:cs="Arial"/>
+                <w:color w:val="7030A0"/>
+              </w:rPr>
+              <w:t>Longueur</w:t>
+            </w:r>
+          </w:p>
+        </w:tc>
+        <w:tc>
+          <w:tcPr>
+            <w:tcW w:w="1353" w:type="dxa"/>
+          </w:tcPr>
+          <w:p>
+            <w:pPr>
+              <w:rPr>
+                <w:rFonts w:eastAsiaTheme="minorEastAsia" w:cs="Arial"/>
+                <w:color w:val="7030A0"/>
+              </w:rPr>
+            </w:pPr>
+            <w:proofErr w:type="gramStart"/>
+            <w:r>
+              <w:rPr>
+                <w:rFonts w:eastAsiaTheme="minorEastAsia" w:cs="Arial"/>
+                <w:color w:val="7030A0"/>
+              </w:rPr>
+              <w:t>kilo</w:t>
+            </w:r>
+            <w:r>
+              <w:rPr>
+                <w:rFonts w:eastAsiaTheme="minorEastAsia" w:cs="Arial"/>
+                <w:color w:val="7030A0"/>
+              </w:rPr>
+              <w:t>gramme</w:t>
+            </w:r>
+            <w:proofErr w:type="gramEnd"/>
+          </w:p>
+        </w:tc>
+        <w:tc>
+          <w:tcPr>
+            <w:tcW w:w="1562" w:type="dxa"/>
+          </w:tcPr>
+          <w:p>
+            <w:pPr>
+              <w:rPr>
+                <w:rFonts w:eastAsiaTheme="minorEastAsia" w:cs="Arial"/>
+                <w:color w:val="7030A0"/>
+              </w:rPr>
+            </w:pPr>
+            <w:proofErr w:type="gramStart"/>
+            <w:r>
+              <w:rPr>
+                <w:rFonts w:eastAsiaTheme="minorEastAsia" w:cs="Arial"/>
+                <w:color w:val="7030A0"/>
+              </w:rPr>
+              <w:t>hecto</w:t>
+            </w:r>
+            <w:r>
+              <w:rPr>
+                <w:rFonts w:eastAsiaTheme="minorEastAsia" w:cs="Arial"/>
+                <w:color w:val="7030A0"/>
+              </w:rPr>
+              <w:t>gramme</w:t>
+            </w:r>
+            <w:proofErr w:type="gramEnd"/>
+          </w:p>
+        </w:tc>
+        <w:tc>
+          <w:tcPr>
+            <w:tcW w:w="1537" w:type="dxa"/>
+          </w:tcPr>
+          <w:p>
+            <w:pPr>
+              <w:rPr>
+                <w:rFonts w:eastAsiaTheme="minorEastAsia" w:cs="Arial"/>
+                <w:color w:val="7030A0"/>
+              </w:rPr>
+            </w:pPr>
+            <w:r>
+              <w:rPr>
+                <w:rFonts w:eastAsiaTheme="minorEastAsia" w:cs="Arial"/>
+                <w:color w:val="7030A0"/>
+              </w:rPr>
+              <w:t>Déca</w:t>
+            </w:r>
+            <w:r>
+              <w:rPr>
+                <w:rFonts w:eastAsiaTheme="minorEastAsia" w:cs="Arial"/>
+                <w:color w:val="7030A0"/>
+              </w:rPr>
+              <w:t>gramme</w:t>
+            </w:r>
+          </w:p>
+        </w:tc>
+        <w:tc>
+          <w:tcPr>
+            <w:tcW w:w="1023" w:type="dxa"/>
+          </w:tcPr>
+          <w:p>
+            <w:pPr>
+              <w:rPr>
+                <w:rFonts w:eastAsiaTheme="minorEastAsia" w:cs="Arial"/>
+                <w:color w:val="7030A0"/>
+              </w:rPr>
+            </w:pPr>
+            <w:proofErr w:type="gramStart"/>
+            <w:r>
+              <w:rPr>
+                <w:rFonts w:eastAsiaTheme="minorEastAsia" w:cs="Arial"/>
+                <w:color w:val="7030A0"/>
+              </w:rPr>
+              <w:t>gramme</w:t>
+            </w:r>
+            <w:proofErr w:type="gramEnd"/>
+          </w:p>
+        </w:tc>
+        <w:tc>
+          <w:tcPr>
+            <w:tcW w:w="1427" w:type="dxa"/>
+          </w:tcPr>
+          <w:p>
+            <w:pPr>
+              <w:rPr>
+                <w:rFonts w:eastAsiaTheme="minorEastAsia" w:cs="Arial"/>
+                <w:color w:val="7030A0"/>
+              </w:rPr>
+            </w:pPr>
+            <w:proofErr w:type="gramStart"/>
+            <w:r>
+              <w:rPr>
+                <w:rFonts w:eastAsiaTheme="minorEastAsia" w:cs="Arial"/>
+                <w:color w:val="7030A0"/>
+              </w:rPr>
+              <w:t>déci</w:t>
+            </w:r>
+            <w:r>
+              <w:rPr>
+                <w:rFonts w:eastAsiaTheme="minorEastAsia" w:cs="Arial"/>
+                <w:color w:val="7030A0"/>
+              </w:rPr>
+              <w:t>gramme</w:t>
+            </w:r>
+            <w:proofErr w:type="gramEnd"/>
+          </w:p>
+        </w:tc>
+        <w:tc>
+          <w:tcPr>
+            <w:tcW w:w="1488" w:type="dxa"/>
+          </w:tcPr>
+          <w:p>
+            <w:pPr>
+              <w:rPr>
+                <w:rFonts w:eastAsiaTheme="minorEastAsia" w:cs="Arial"/>
+                <w:color w:val="7030A0"/>
+              </w:rPr>
+            </w:pPr>
+            <w:proofErr w:type="gramStart"/>
+            <w:r>
+              <w:rPr>
+                <w:rFonts w:eastAsiaTheme="minorEastAsia" w:cs="Arial"/>
+                <w:color w:val="7030A0"/>
+              </w:rPr>
+              <w:t>centi</w:t>
+            </w:r>
+            <w:r>
+              <w:rPr>
+                <w:rFonts w:eastAsiaTheme="minorEastAsia" w:cs="Arial"/>
+                <w:color w:val="7030A0"/>
+              </w:rPr>
+              <w:t>gramme</w:t>
+            </w:r>
+            <w:proofErr w:type="gramEnd"/>
+          </w:p>
+        </w:tc>
+        <w:tc>
+          <w:tcPr>
+            <w:tcW w:w="1402" w:type="dxa"/>
+          </w:tcPr>
+          <w:p>
+            <w:pPr>
+              <w:rPr>
+                <w:rFonts w:eastAsiaTheme="minorEastAsia" w:cs="Arial"/>
+                <w:color w:val="7030A0"/>
+              </w:rPr>
+            </w:pPr>
+            <w:proofErr w:type="gramStart"/>
+            <w:r>
+              <w:rPr>
+                <w:rFonts w:eastAsiaTheme="minorEastAsia" w:cs="Arial"/>
+                <w:color w:val="7030A0"/>
+              </w:rPr>
+              <w:t>milli</w:t>
+            </w:r>
+            <w:r>
+              <w:rPr>
+                <w:rFonts w:eastAsiaTheme="minorEastAsia" w:cs="Arial"/>
+                <w:color w:val="7030A0"/>
+              </w:rPr>
+              <w:t>gramme</w:t>
+            </w:r>
+            <w:proofErr w:type="gramEnd"/>
+          </w:p>
+        </w:tc>
+      </w:tr>
+      <w:tr>
+        <w:tc>
+          <w:tcPr>
+            <w:tcW w:w="1342" w:type="dxa"/>
+          </w:tcPr>
+          <w:p>
+            <w:pPr>
+              <w:rPr>
+                <w:rFonts w:eastAsiaTheme="minorEastAsia" w:cs="Arial"/>
+                <w:color w:val="7030A0"/>
+              </w:rPr>
+            </w:pPr>
+            <w:r>
+              <w:rPr>
+                <w:rFonts w:eastAsiaTheme="minorEastAsia" w:cs="Arial"/>
+                <w:color w:val="7030A0"/>
+              </w:rPr>
+              <w:t>Unité</w:t>
+            </w:r>
+          </w:p>
+        </w:tc>
+        <w:tc>
+          <w:tcPr>
+            <w:tcW w:w="1353" w:type="dxa"/>
+          </w:tcPr>
+          <w:p>
+            <w:pPr>
+              <w:rPr>
+                <w:rFonts w:eastAsiaTheme="minorEastAsia" w:cs="Arial"/>
+                <w:color w:val="7030A0"/>
+              </w:rPr>
+            </w:pPr>
+            <w:proofErr w:type="gramStart"/>
+            <w:r>
+              <w:rPr>
+                <w:rFonts w:eastAsiaTheme="minorEastAsia" w:cs="Arial"/>
+                <w:color w:val="7030A0"/>
+              </w:rPr>
+              <w:t>k</w:t>
+            </w:r>
+            <w:r>
+              <w:rPr>
+                <w:rFonts w:eastAsiaTheme="minorEastAsia" w:cs="Arial"/>
+                <w:color w:val="7030A0"/>
+              </w:rPr>
+              <w:t>g</w:t>
+            </w:r>
+            <w:proofErr w:type="gramEnd"/>
+          </w:p>
+        </w:tc>
+        <w:tc>
+          <w:tcPr>
+            <w:tcW w:w="1562" w:type="dxa"/>
+          </w:tcPr>
+          <w:p>
+            <w:pPr>
+              <w:rPr>
+                <w:rFonts w:eastAsiaTheme="minorEastAsia" w:cs="Arial"/>
+                <w:color w:val="7030A0"/>
+              </w:rPr>
+            </w:pPr>
+            <w:proofErr w:type="gramStart"/>
+            <w:r>
+              <w:rPr>
+                <w:rFonts w:eastAsiaTheme="minorEastAsia" w:cs="Arial"/>
+                <w:color w:val="7030A0"/>
+              </w:rPr>
+              <w:t>h</w:t>
+            </w:r>
+            <w:r>
+              <w:rPr>
+                <w:rFonts w:eastAsiaTheme="minorEastAsia" w:cs="Arial"/>
+                <w:color w:val="7030A0"/>
+              </w:rPr>
+              <w:t>g</w:t>
+            </w:r>
+            <w:proofErr w:type="gramEnd"/>
+          </w:p>
+        </w:tc>
+        <w:tc>
+          <w:tcPr>
+            <w:tcW w:w="1537" w:type="dxa"/>
+          </w:tcPr>
+          <w:p>
+            <w:pPr>
+              <w:rPr>
+                <w:rFonts w:eastAsiaTheme="minorEastAsia" w:cs="Arial"/>
+                <w:color w:val="7030A0"/>
+              </w:rPr>
+            </w:pPr>
+            <w:proofErr w:type="gramStart"/>
+            <w:r>
+              <w:rPr>
+                <w:rFonts w:eastAsiaTheme="minorEastAsia" w:cs="Arial"/>
+                <w:color w:val="7030A0"/>
+              </w:rPr>
+              <w:t>da</w:t>
+            </w:r>
+            <w:r>
+              <w:rPr>
+                <w:rFonts w:eastAsiaTheme="minorEastAsia" w:cs="Arial"/>
+                <w:color w:val="7030A0"/>
+              </w:rPr>
+              <w:t>g</w:t>
+            </w:r>
+            <w:proofErr w:type="gramEnd"/>
+          </w:p>
+        </w:tc>
+        <w:tc>
+          <w:tcPr>
+            <w:tcW w:w="1023" w:type="dxa"/>
+          </w:tcPr>
+          <w:p>
+            <w:pPr>
+              <w:rPr>
+                <w:rFonts w:eastAsiaTheme="minorEastAsia" w:cs="Arial"/>
+                <w:color w:val="7030A0"/>
+              </w:rPr>
+            </w:pPr>
+            <w:proofErr w:type="gramStart"/>
+            <w:r>
+              <w:rPr>
+                <w:rFonts w:eastAsiaTheme="minorEastAsia" w:cs="Arial"/>
+                <w:color w:val="7030A0"/>
+              </w:rPr>
+              <w:t>g</w:t>
+            </w:r>
+            <w:proofErr w:type="gramEnd"/>
+          </w:p>
+        </w:tc>
+        <w:tc>
+          <w:tcPr>
+            <w:tcW w:w="1427" w:type="dxa"/>
+          </w:tcPr>
+          <w:p>
+            <w:pPr>
+              <w:rPr>
+                <w:rFonts w:eastAsiaTheme="minorEastAsia" w:cs="Arial"/>
+                <w:color w:val="7030A0"/>
+              </w:rPr>
+            </w:pPr>
+            <w:proofErr w:type="gramStart"/>
+            <w:r>
+              <w:rPr>
+                <w:rFonts w:eastAsiaTheme="minorEastAsia" w:cs="Arial"/>
+                <w:color w:val="7030A0"/>
+              </w:rPr>
+              <w:t>d</w:t>
+            </w:r>
+            <w:r>
+              <w:rPr>
+                <w:rFonts w:eastAsiaTheme="minorEastAsia" w:cs="Arial"/>
+                <w:color w:val="7030A0"/>
+              </w:rPr>
+              <w:t>g</w:t>
+            </w:r>
+            <w:proofErr w:type="gramEnd"/>
+          </w:p>
+        </w:tc>
+        <w:tc>
+          <w:tcPr>
+            <w:tcW w:w="1488" w:type="dxa"/>
+          </w:tcPr>
+          <w:p>
+            <w:pPr>
+              <w:rPr>
+                <w:rFonts w:eastAsiaTheme="minorEastAsia" w:cs="Arial"/>
+                <w:color w:val="7030A0"/>
+              </w:rPr>
+            </w:pPr>
+            <w:proofErr w:type="gramStart"/>
+            <w:r>
+              <w:rPr>
+                <w:rFonts w:eastAsiaTheme="minorEastAsia" w:cs="Arial"/>
+                <w:color w:val="7030A0"/>
+              </w:rPr>
+              <w:t>c</w:t>
+            </w:r>
+            <w:r>
+              <w:rPr>
+                <w:rFonts w:eastAsiaTheme="minorEastAsia" w:cs="Arial"/>
+                <w:color w:val="7030A0"/>
+              </w:rPr>
+              <w:t>g</w:t>
+            </w:r>
+            <w:proofErr w:type="gramEnd"/>
+          </w:p>
+        </w:tc>
+        <w:tc>
+          <w:tcPr>
+            <w:tcW w:w="1402" w:type="dxa"/>
+          </w:tcPr>
+          <w:p>
+            <w:pPr>
+              <w:rPr>
+                <w:rFonts w:eastAsiaTheme="minorEastAsia" w:cs="Arial"/>
+                <w:color w:val="7030A0"/>
+              </w:rPr>
+            </w:pPr>
+            <w:proofErr w:type="gramStart"/>
+            <w:r>
+              <w:rPr>
+                <w:rFonts w:eastAsiaTheme="minorEastAsia" w:cs="Arial"/>
+                <w:color w:val="7030A0"/>
+              </w:rPr>
+              <w:t>m</w:t>
+            </w:r>
+            <w:r>
+              <w:rPr>
+                <w:rFonts w:eastAsiaTheme="minorEastAsia" w:cs="Arial"/>
+                <w:color w:val="7030A0"/>
+              </w:rPr>
+              <w:t>g</w:t>
+            </w:r>
+            <w:proofErr w:type="gramEnd"/>
+          </w:p>
+        </w:tc>
+      </w:tr>
+      <w:tr>
+        <w:tc>
+          <w:tcPr>
+            <w:tcW w:w="1342" w:type="dxa"/>
+          </w:tcPr>
+          <w:p>
+            <w:pPr>
+              <w:rPr>
+                <w:rFonts w:eastAsiaTheme="minorEastAsia" w:cs="Arial"/>
+                <w:color w:val="7030A0"/>
+              </w:rPr>
+            </w:pPr>
+            <w:r>
+              <w:rPr>
+                <w:rFonts w:eastAsiaTheme="minorEastAsia" w:cs="Arial"/>
+                <w:color w:val="7030A0"/>
+              </w:rPr>
+              <w:t>Longueur équivalente</w:t>
+            </w:r>
+          </w:p>
+        </w:tc>
+        <w:tc>
+          <w:tcPr>
+            <w:tcW w:w="1353" w:type="dxa"/>
+          </w:tcPr>
+          <w:p>
+            <w:pPr>
+              <w:rPr>
+                <w:rFonts w:eastAsiaTheme="minorEastAsia" w:cs="Arial"/>
+                <w:color w:val="7030A0"/>
+              </w:rPr>
+            </w:pPr>
+            <w:r>
+              <w:rPr>
+                <w:rFonts w:eastAsiaTheme="minorEastAsia" w:cs="Arial"/>
+                <w:color w:val="7030A0"/>
+              </w:rPr>
+              <w:t xml:space="preserve">1 000 </w:t>
+            </w:r>
+            <w:r>
+              <w:rPr>
+                <w:rFonts w:eastAsiaTheme="minorEastAsia" w:cs="Arial"/>
+                <w:color w:val="7030A0"/>
+              </w:rPr>
+              <w:t>g</w:t>
+            </w:r>
+          </w:p>
+        </w:tc>
+        <w:tc>
+          <w:tcPr>
+            <w:tcW w:w="1562" w:type="dxa"/>
+          </w:tcPr>
+          <w:p>
+            <w:pPr>
+              <w:rPr>
+                <w:rFonts w:eastAsiaTheme="minorEastAsia" w:cs="Arial"/>
+                <w:color w:val="7030A0"/>
+              </w:rPr>
+            </w:pPr>
+            <w:r>
+              <w:rPr>
+                <w:rFonts w:eastAsiaTheme="minorEastAsia" w:cs="Arial"/>
+                <w:color w:val="7030A0"/>
+              </w:rPr>
+              <w:t xml:space="preserve">100 </w:t>
+            </w:r>
+            <w:r>
+              <w:rPr>
+                <w:rFonts w:eastAsiaTheme="minorEastAsia" w:cs="Arial"/>
+                <w:color w:val="7030A0"/>
+              </w:rPr>
+              <w:t>g</w:t>
+            </w:r>
+          </w:p>
+        </w:tc>
+        <w:tc>
+          <w:tcPr>
+            <w:tcW w:w="1537" w:type="dxa"/>
+          </w:tcPr>
+          <w:p>
+            <w:pPr>
+              <w:rPr>
+                <w:rFonts w:eastAsiaTheme="minorEastAsia" w:cs="Arial"/>
+                <w:color w:val="7030A0"/>
+              </w:rPr>
+            </w:pPr>
+            <w:r>
+              <w:rPr>
+                <w:rFonts w:eastAsiaTheme="minorEastAsia" w:cs="Arial"/>
+                <w:color w:val="7030A0"/>
+              </w:rPr>
+              <w:t xml:space="preserve">10 </w:t>
+            </w:r>
+            <w:r>
+              <w:rPr>
+                <w:rFonts w:eastAsiaTheme="minorEastAsia" w:cs="Arial"/>
+                <w:color w:val="7030A0"/>
+              </w:rPr>
+              <w:t>g</w:t>
+            </w:r>
+          </w:p>
+        </w:tc>
+        <w:tc>
+          <w:tcPr>
+            <w:tcW w:w="1023" w:type="dxa"/>
+          </w:tcPr>
+          <w:p>
+            <w:pPr>
+              <w:rPr>
+                <w:rFonts w:eastAsiaTheme="minorEastAsia" w:cs="Arial"/>
+                <w:color w:val="7030A0"/>
+              </w:rPr>
+            </w:pPr>
+            <w:r>
+              <w:rPr>
+                <w:rFonts w:eastAsiaTheme="minorEastAsia" w:cs="Arial"/>
+                <w:color w:val="7030A0"/>
+              </w:rPr>
+              <w:t xml:space="preserve">1 </w:t>
+            </w:r>
+            <w:r>
+              <w:rPr>
+                <w:rFonts w:eastAsiaTheme="minorEastAsia" w:cs="Arial"/>
+                <w:color w:val="7030A0"/>
+              </w:rPr>
+              <w:t>g</w:t>
+            </w:r>
+          </w:p>
+        </w:tc>
+        <w:tc>
+          <w:tcPr>
+            <w:tcW w:w="1427" w:type="dxa"/>
+          </w:tcPr>
+          <w:p>
+            <w:pPr>
+              <w:rPr>
+                <w:rFonts w:eastAsiaTheme="minorEastAsia" w:cs="Arial"/>
+                <w:color w:val="7030A0"/>
+              </w:rPr>
+            </w:pPr>
+            <w:r>
+              <w:rPr>
+                <w:rFonts w:eastAsiaTheme="minorEastAsia" w:cs="Arial"/>
+                <w:color w:val="7030A0"/>
+              </w:rPr>
+              <w:t xml:space="preserve">0,1 </w:t>
+            </w:r>
+            <w:r>
+              <w:rPr>
+                <w:rFonts w:eastAsiaTheme="minorEastAsia" w:cs="Arial"/>
+                <w:color w:val="7030A0"/>
+              </w:rPr>
+              <w:t>g</w:t>
+            </w:r>
+          </w:p>
+        </w:tc>
+        <w:tc>
+          <w:tcPr>
+            <w:tcW w:w="1488" w:type="dxa"/>
+          </w:tcPr>
+          <w:p>
+            <w:pPr>
+              <w:rPr>
+                <w:rFonts w:eastAsiaTheme="minorEastAsia" w:cs="Arial"/>
+                <w:color w:val="7030A0"/>
+              </w:rPr>
+            </w:pPr>
+            <w:r>
+              <w:rPr>
+                <w:rFonts w:eastAsiaTheme="minorEastAsia" w:cs="Arial"/>
+                <w:color w:val="7030A0"/>
+              </w:rPr>
+              <w:t xml:space="preserve">0,01 </w:t>
+            </w:r>
+            <w:r>
+              <w:rPr>
+                <w:rFonts w:eastAsiaTheme="minorEastAsia" w:cs="Arial"/>
+                <w:color w:val="7030A0"/>
+              </w:rPr>
+              <w:t>g</w:t>
+            </w:r>
+          </w:p>
+        </w:tc>
+        <w:tc>
+          <w:tcPr>
+            <w:tcW w:w="1402" w:type="dxa"/>
+          </w:tcPr>
+          <w:p>
+            <w:pPr>
+              <w:rPr>
+                <w:rFonts w:eastAsiaTheme="minorEastAsia" w:cs="Arial"/>
+                <w:color w:val="7030A0"/>
+              </w:rPr>
+            </w:pPr>
+            <w:r>
+              <w:rPr>
+                <w:rFonts w:eastAsiaTheme="minorEastAsia" w:cs="Arial"/>
+                <w:color w:val="7030A0"/>
+              </w:rPr>
+              <w:t xml:space="preserve">0,001 </w:t>
+            </w:r>
+            <w:r>
+              <w:rPr>
+                <w:rFonts w:eastAsiaTheme="minorEastAsia" w:cs="Arial"/>
+                <w:color w:val="7030A0"/>
+              </w:rPr>
+              <w:t>g</w:t>
+            </w:r>
+          </w:p>
+        </w:tc>
+      </w:tr>
+    </w:tbl>
+    <w:p>
+      <w:pPr>
+        <w:rPr>
+          <w:rFonts w:eastAsiaTheme="minorEastAsia" w:cs="Arial"/>
+          <w:color w:val="7030A0"/>
+        </w:rPr>
+      </w:pPr>
+      <w:r>
+        <w:rPr>
+          <w:rFonts w:eastAsiaTheme="minorEastAsia" w:cs="Arial"/>
+          <w:color w:val="7030A0"/>
+        </w:rPr>
+        <w:t xml:space="preserve">Il existe d’autre unités avec des noms particuliers : </w:t>
+      </w:r>
+      <w:r>
+        <w:rPr>
+          <w:rFonts w:eastAsiaTheme="minorEastAsia" w:cs="Arial"/>
+          <w:color w:val="7030A0"/>
+        </w:rPr>
+        <w:br/>
+      </w:r>
+      <w:r>
+        <w:rPr>
+          <w:rFonts w:eastAsiaTheme="minorEastAsia" w:cs="Arial"/>
+          <w:color w:val="7030A0"/>
+        </w:rPr>
+        <w:t>La tonne (t) équivaut à 1 000 kg.</w:t>
+      </w:r>
+      <w:r>
+        <w:rPr>
+          <w:rFonts w:eastAsiaTheme="minorEastAsia" w:cs="Arial"/>
+          <w:color w:val="7030A0"/>
+        </w:rPr>
+        <w:t xml:space="preserve"> </w:t>
+      </w:r>
+      <w:r>
+        <w:rPr>
+          <w:rFonts w:eastAsiaTheme="minorEastAsia" w:cs="Arial"/>
+          <w:color w:val="7030A0"/>
+        </w:rPr>
+        <w:t>L</w:t>
+      </w:r>
+      <w:r>
+        <w:rPr>
+          <w:rFonts w:eastAsiaTheme="minorEastAsia" w:cs="Arial"/>
+          <w:color w:val="7030A0"/>
+        </w:rPr>
+        <w:t xml:space="preserve">e quintal </w:t>
+      </w:r>
+      <w:r>
+        <w:rPr>
+          <w:rFonts w:eastAsiaTheme="minorEastAsia" w:cs="Arial"/>
+          <w:color w:val="7030A0"/>
+        </w:rPr>
+        <w:t>(</w:t>
+      </w:r>
+      <w:r>
+        <w:rPr>
+          <w:rFonts w:eastAsiaTheme="minorEastAsia" w:cs="Arial"/>
+          <w:color w:val="7030A0"/>
+        </w:rPr>
+        <w:t>q</w:t>
+      </w:r>
+      <w:r>
+        <w:rPr>
+          <w:rFonts w:eastAsiaTheme="minorEastAsia" w:cs="Arial"/>
+          <w:color w:val="7030A0"/>
+        </w:rPr>
+        <w:t>) équivaut à 100 kg.</w:t>
+      </w:r>
     </w:p>
     <w:p>
       <w:pPr>
         <w:rPr>
-          <w:rFonts w:eastAsiaTheme="minorEastAsia" w:cs="Arial"/>
+          <w:rStyle w:val="markedcontent"/>
+          <w:rFonts w:cs="Arial"/>
+          <w:color w:val="0070C0"/>
         </w:rPr>
       </w:pPr>
+      <w:r>
+        <w:rPr>
+          <w:rStyle w:val="markedcontent"/>
+          <w:rFonts w:cs="Arial"/>
+          <w:b/>
+          <w:color w:val="0070C0"/>
+        </w:rPr>
+        <w:lastRenderedPageBreak/>
+        <w:t>Règle</w:t>
+      </w:r>
+      <w:r>
+        <w:rPr>
+          <w:rStyle w:val="markedcontent"/>
+          <w:rFonts w:cs="Arial"/>
+          <w:color w:val="0070C0"/>
+        </w:rPr>
+        <w:t xml:space="preserve">. </w:t>
+      </w:r>
+      <w:r>
+        <w:rPr>
+          <w:rStyle w:val="markedcontent"/>
+          <w:rFonts w:cs="Arial"/>
+          <w:color w:val="0070C0"/>
+        </w:rPr>
+        <w:t>Pour effectuer la multiplication de deux nombres décimaux,</w:t>
+      </w:r>
+      <w:r>
+        <w:rPr>
+          <w:color w:val="0070C0"/>
+        </w:rPr>
+        <w:br/>
+      </w:r>
+      <w:r>
+        <w:rPr>
+          <w:rStyle w:val="markedcontent"/>
+          <w:rFonts w:cs="Arial"/>
+          <w:color w:val="0070C0"/>
+        </w:rPr>
+        <w:t>• on effectue d'abord la multiplication sans tenir compte des virgules ;</w:t>
+      </w:r>
+      <w:r>
+        <w:rPr>
+          <w:color w:val="0070C0"/>
+        </w:rPr>
+        <w:br/>
+      </w:r>
+      <w:r>
+        <w:rPr>
+          <w:rStyle w:val="markedcontent"/>
+          <w:rFonts w:cs="Arial"/>
+          <w:color w:val="0070C0"/>
+        </w:rPr>
+        <w:t>• on place la virgule dans le produit en utilisant la méthode décrite ci-dessous.</w:t>
+      </w:r>
+      <w:r>
+        <w:rPr>
+          <w:rStyle w:val="markedcontent"/>
+          <w:rFonts w:cs="Arial"/>
+          <w:color w:val="0070C0"/>
+        </w:rPr>
+        <w:br/>
+      </w:r>
+      <w:r>
+        <w:rPr>
+          <w:rStyle w:val="markedcontent"/>
+          <w:rFonts w:cs="Arial"/>
+          <w:b/>
+          <w:color w:val="0070C0"/>
+        </w:rPr>
+        <w:t>Exemple</w:t>
+      </w:r>
+      <w:r>
+        <w:rPr>
+          <w:rStyle w:val="markedcontent"/>
+          <w:rFonts w:cs="Arial"/>
+          <w:color w:val="0070C0"/>
+        </w:rPr>
+        <w:t xml:space="preserve">. </w:t>
+      </w:r>
+      <w:r>
+        <w:rPr>
+          <w:rStyle w:val="markedcontent"/>
+          <w:rFonts w:cs="Arial"/>
+          <w:color w:val="0070C0"/>
+        </w:rPr>
+        <w:t xml:space="preserve">Calculer 2,34 </w:t>
+      </w:r>
+      <m:oMath>
+        <m:r>
+          <w:rPr>
+            <w:rStyle w:val="markedcontent"/>
+            <w:rFonts w:ascii="Cambria Math" w:hAnsi="Cambria Math" w:cs="Arial"/>
+            <w:color w:val="0070C0"/>
+          </w:rPr>
+          <m:t>×</m:t>
+        </m:r>
+      </m:oMath>
+      <w:r>
+        <w:rPr>
+          <w:rStyle w:val="markedcontent"/>
+          <w:rFonts w:eastAsiaTheme="minorEastAsia" w:cs="Arial"/>
+          <w:color w:val="0070C0"/>
+        </w:rPr>
+        <w:t xml:space="preserve"> 1,2.</w:t>
+      </w:r>
     </w:p>
+    <w:tbl>
+      <w:tblPr>
+        <w:tblStyle w:val="Grilledutableau"/>
+        <w:tblW w:w="0" w:type="auto"/>
+        <w:tblBorders>
+          <w:top w:val="none" w:sz="0" w:space="0" w:color="auto"/>
+          <w:left w:val="none" w:sz="0" w:space="0" w:color="auto"/>
+          <w:bottom w:val="none" w:sz="0" w:space="0" w:color="auto"/>
+          <w:right w:val="none" w:sz="0" w:space="0" w:color="auto"/>
+          <w:insideH w:val="none" w:sz="0" w:space="0" w:color="auto"/>
+          <w:insideV w:val="none" w:sz="0" w:space="0" w:color="auto"/>
+        </w:tblBorders>
+        <w:tblLook w:val="04A0" w:firstRow="1" w:lastRow="0" w:firstColumn="1" w:lastColumn="0" w:noHBand="0" w:noVBand="1"/>
+      </w:tblPr>
+      <w:tblGrid>
+        <w:gridCol w:w="5303"/>
+        <w:gridCol w:w="5303"/>
+      </w:tblGrid>
+      <w:tr>
+        <w:tc>
+          <w:tcPr>
+            <w:tcW w:w="5303" w:type="dxa"/>
+            <w:tcBorders>
+              <w:right w:val="single" w:sz="4" w:space="0" w:color="auto"/>
+            </w:tcBorders>
+          </w:tcPr>
+          <w:p>
+            <w:pPr>
+              <w:tabs>
+                <w:tab w:val="left" w:pos="1750"/>
+              </w:tabs>
+              <w:rPr>
+                <w:rStyle w:val="markedcontent"/>
+                <w:rFonts w:cs="Arial"/>
+                <w:color w:val="0070C0"/>
+              </w:rPr>
+            </w:pPr>
+            <w:r>
+              <w:rPr>
+                <w:noProof/>
+                <w:color w:val="0070C0"/>
+              </w:rPr>
+              <w:drawing>
+                <wp:inline distT="0" distB="0" distL="0" distR="0" wp14:anchorId="72DD2246" wp14:editId="7C26B1E7">
+                  <wp:extent cx="3130550" cy="1275720"/>
+                  <wp:effectExtent l="0" t="0" r="0" b="0"/>
+                  <wp:docPr id="2" name="Image 2"/>
+                  <wp:cNvGraphicFramePr>
+                    <a:graphicFrameLocks xmlns:a="http://schemas.openxmlformats.org/drawingml/2006/main" noChangeAspect="1"/>
+                  </wp:cNvGraphicFramePr>
+                  <a:graphic xmlns:a="http://schemas.openxmlformats.org/drawingml/2006/main">
+                    <a:graphicData uri="http://schemas.openxmlformats.org/drawingml/2006/picture">
+                      <pic:pic xmlns:pic="http://schemas.openxmlformats.org/drawingml/2006/picture">
+                        <pic:nvPicPr>
+                          <pic:cNvPr id="0" name="Picture 1"/>
+                          <pic:cNvPicPr>
+                            <a:picLocks noChangeAspect="1" noChangeArrowheads="1"/>
+                          </pic:cNvPicPr>
+                        </pic:nvPicPr>
+                        <pic:blipFill>
+                          <a:blip r:embed="rId12">
+                            <a:extLst>
+                              <a:ext uri="{28A0092B-C50C-407E-A947-70E740481C1C}">
+                                <a14:useLocalDpi xmlns:a14="http://schemas.microsoft.com/office/drawing/2010/main" val="0"/>
+                              </a:ext>
+                            </a:extLst>
+                          </a:blip>
+                          <a:srcRect/>
+                          <a:stretch>
+                            <a:fillRect/>
+                          </a:stretch>
+                        </pic:blipFill>
+                        <pic:spPr bwMode="auto">
+                          <a:xfrm>
+                            <a:off x="0" y="0"/>
+                            <a:ext cx="3188463" cy="1299320"/>
+                          </a:xfrm>
+                          <a:prstGeom prst="rect">
+                            <a:avLst/>
+                          </a:prstGeom>
+                          <a:noFill/>
+                          <a:ln>
+                            <a:noFill/>
+                          </a:ln>
+                        </pic:spPr>
+                      </pic:pic>
+                    </a:graphicData>
+                  </a:graphic>
+                </wp:inline>
+              </w:drawing>
+            </w:r>
+            <w:r>
+              <w:rPr>
+                <w:rStyle w:val="markedcontent"/>
+                <w:rFonts w:cs="Arial"/>
+                <w:color w:val="0070C0"/>
+              </w:rPr>
+              <w:br/>
+            </w:r>
+            <w:r>
+              <w:rPr>
+                <w:rStyle w:val="markedcontent"/>
+                <w:rFonts w:cs="Arial"/>
+                <w:color w:val="0070C0"/>
+              </w:rPr>
+              <w:t>On effectue la multiplication de 234 par 12.</w:t>
+            </w:r>
+            <w:r>
+              <w:rPr>
+                <w:color w:val="0070C0"/>
+              </w:rPr>
+              <w:br/>
+            </w:r>
+            <w:r>
+              <w:rPr>
+                <w:rStyle w:val="markedcontent"/>
+                <w:rFonts w:cs="Arial"/>
+                <w:color w:val="0070C0"/>
+              </w:rPr>
+              <w:t>234 est 100 fois plus grand que 2,34 et 12 est 10</w:t>
+            </w:r>
+            <w:r>
+              <w:rPr>
+                <w:color w:val="0070C0"/>
+              </w:rPr>
+              <w:br/>
+            </w:r>
+            <w:proofErr w:type="gramStart"/>
+            <w:r>
+              <w:rPr>
+                <w:rStyle w:val="markedcontent"/>
+                <w:rFonts w:cs="Arial"/>
+                <w:color w:val="0070C0"/>
+              </w:rPr>
+              <w:t>fois plus grand</w:t>
+            </w:r>
+            <w:proofErr w:type="gramEnd"/>
+            <w:r>
+              <w:rPr>
+                <w:rStyle w:val="markedcontent"/>
+                <w:rFonts w:cs="Arial"/>
+                <w:color w:val="0070C0"/>
+              </w:rPr>
+              <w:t xml:space="preserve"> que 1,2. Le produit 2,34 </w:t>
+            </w:r>
+            <m:oMath>
+              <m:r>
+                <w:rPr>
+                  <w:rStyle w:val="markedcontent"/>
+                  <w:rFonts w:ascii="Cambria Math" w:hAnsi="Cambria Math" w:cs="Arial"/>
+                  <w:color w:val="0070C0"/>
+                </w:rPr>
+                <m:t>×</m:t>
+              </m:r>
+            </m:oMath>
+            <w:r>
+              <w:rPr>
+                <w:rStyle w:val="markedcontent"/>
+                <w:rFonts w:cs="Arial"/>
+                <w:color w:val="0070C0"/>
+              </w:rPr>
+              <w:t xml:space="preserve"> 1,2 est</w:t>
+            </w:r>
+            <w:r>
+              <w:rPr>
+                <w:color w:val="0070C0"/>
+              </w:rPr>
+              <w:br/>
+            </w:r>
+            <w:r>
+              <w:rPr>
+                <w:rStyle w:val="markedcontent"/>
+                <w:rFonts w:cs="Arial"/>
+                <w:color w:val="0070C0"/>
+              </w:rPr>
+              <w:t>donc 1 000 fois plus petit que 2 808.</w:t>
+            </w:r>
+            <w:r>
+              <w:rPr>
+                <w:color w:val="0070C0"/>
+              </w:rPr>
+              <w:br/>
+            </w:r>
+            <w:r>
+              <w:rPr>
+                <w:rStyle w:val="markedcontent"/>
+                <w:rFonts w:cs="Arial"/>
+                <w:color w:val="0070C0"/>
+              </w:rPr>
+              <w:t xml:space="preserve">Finalement 2,34 </w:t>
+            </w:r>
+            <m:oMath>
+              <m:r>
+                <w:rPr>
+                  <w:rStyle w:val="markedcontent"/>
+                  <w:rFonts w:ascii="Cambria Math" w:hAnsi="Cambria Math" w:cs="Arial"/>
+                  <w:color w:val="0070C0"/>
+                </w:rPr>
+                <m:t>×</m:t>
+              </m:r>
+            </m:oMath>
+            <w:r>
+              <w:rPr>
+                <w:rStyle w:val="markedcontent"/>
+                <w:rFonts w:cs="Arial"/>
+                <w:color w:val="0070C0"/>
+              </w:rPr>
+              <w:t xml:space="preserve"> 1,2 = 2,808.</w:t>
+            </w:r>
+          </w:p>
+        </w:tc>
+        <w:tc>
+          <w:tcPr>
+            <w:tcW w:w="5303" w:type="dxa"/>
+            <w:tcBorders>
+              <w:left w:val="single" w:sz="4" w:space="0" w:color="auto"/>
+            </w:tcBorders>
+          </w:tcPr>
+          <w:p>
+            <w:pPr>
+              <w:rPr>
+                <w:rStyle w:val="markedcontent"/>
+                <w:rFonts w:cs="Arial"/>
+                <w:color w:val="0070C0"/>
+              </w:rPr>
+            </w:pPr>
+            <w:r>
+              <w:rPr>
+                <w:noProof/>
+                <w:color w:val="0070C0"/>
+              </w:rPr>
+              <w:drawing>
+                <wp:inline distT="0" distB="0" distL="0" distR="0" wp14:anchorId="0FBAE46B" wp14:editId="67A74A26">
+                  <wp:extent cx="2096224" cy="1282700"/>
+                  <wp:effectExtent l="0" t="0" r="0" b="0"/>
+                  <wp:docPr id="5" name="Image 5"/>
+                  <wp:cNvGraphicFramePr>
+                    <a:graphicFrameLocks xmlns:a="http://schemas.openxmlformats.org/drawingml/2006/main" noChangeAspect="1"/>
+                  </wp:cNvGraphicFramePr>
+                  <a:graphic xmlns:a="http://schemas.openxmlformats.org/drawingml/2006/main">
+                    <a:graphicData uri="http://schemas.openxmlformats.org/drawingml/2006/picture">
+                      <pic:pic xmlns:pic="http://schemas.openxmlformats.org/drawingml/2006/picture">
+                        <pic:nvPicPr>
+                          <pic:cNvPr id="0" name="Picture 3"/>
+                          <pic:cNvPicPr>
+                            <a:picLocks noChangeAspect="1" noChangeArrowheads="1"/>
+                          </pic:cNvPicPr>
+                        </pic:nvPicPr>
+                        <pic:blipFill>
+                          <a:blip r:embed="rId13">
+                            <a:extLst>
+                              <a:ext uri="{28A0092B-C50C-407E-A947-70E740481C1C}">
+                                <a14:useLocalDpi xmlns:a14="http://schemas.microsoft.com/office/drawing/2010/main" val="0"/>
+                              </a:ext>
+                            </a:extLst>
+                          </a:blip>
+                          <a:srcRect/>
+                          <a:stretch>
+                            <a:fillRect/>
+                          </a:stretch>
+                        </pic:blipFill>
+                        <pic:spPr bwMode="auto">
+                          <a:xfrm>
+                            <a:off x="0" y="0"/>
+                            <a:ext cx="2107601" cy="1289662"/>
+                          </a:xfrm>
+                          <a:prstGeom prst="rect">
+                            <a:avLst/>
+                          </a:prstGeom>
+                          <a:noFill/>
+                          <a:ln>
+                            <a:noFill/>
+                          </a:ln>
+                        </pic:spPr>
+                      </pic:pic>
+                    </a:graphicData>
+                  </a:graphic>
+                </wp:inline>
+              </w:drawing>
+            </w:r>
+            <w:r>
+              <w:rPr>
+                <w:rStyle w:val="markedcontent"/>
+                <w:rFonts w:cs="Arial"/>
+                <w:color w:val="0070C0"/>
+              </w:rPr>
+              <w:br/>
+            </w:r>
+            <w:r>
+              <w:rPr>
+                <w:rStyle w:val="markedcontent"/>
+                <w:rFonts w:cs="Arial"/>
+                <w:color w:val="0070C0"/>
+              </w:rPr>
+              <w:t xml:space="preserve">Le facteur 2,34 </w:t>
+            </w:r>
+            <w:proofErr w:type="spellStart"/>
+            <w:r>
+              <w:rPr>
+                <w:rStyle w:val="markedcontent"/>
+                <w:rFonts w:cs="Arial"/>
+                <w:color w:val="0070C0"/>
+              </w:rPr>
+              <w:t>a</w:t>
+            </w:r>
+            <w:proofErr w:type="spellEnd"/>
+            <w:r>
+              <w:rPr>
+                <w:rStyle w:val="markedcontent"/>
+                <w:rFonts w:cs="Arial"/>
+                <w:color w:val="0070C0"/>
+              </w:rPr>
+              <w:t xml:space="preserve"> deux chiffres après la</w:t>
+            </w:r>
+            <w:r>
+              <w:rPr>
+                <w:color w:val="0070C0"/>
+              </w:rPr>
+              <w:br/>
+            </w:r>
+            <w:r>
+              <w:rPr>
+                <w:rStyle w:val="markedcontent"/>
+                <w:rFonts w:cs="Arial"/>
+                <w:color w:val="0070C0"/>
+              </w:rPr>
+              <w:t>virgule. Le facteur 1,2 a un chiffre après la</w:t>
+            </w:r>
+            <w:r>
+              <w:rPr>
+                <w:color w:val="0070C0"/>
+              </w:rPr>
+              <w:br/>
+            </w:r>
+            <w:r>
+              <w:rPr>
+                <w:rStyle w:val="markedcontent"/>
+                <w:rFonts w:cs="Arial"/>
+                <w:color w:val="0070C0"/>
+              </w:rPr>
+              <w:t>virgule.</w:t>
+            </w:r>
+            <w:r>
+              <w:rPr>
+                <w:rStyle w:val="markedcontent"/>
+                <w:rFonts w:cs="Arial"/>
+                <w:color w:val="0070C0"/>
+              </w:rPr>
+              <w:t xml:space="preserve"> </w:t>
+            </w:r>
+            <w:r>
+              <w:rPr>
+                <w:rStyle w:val="markedcontent"/>
+                <w:rFonts w:cs="Arial"/>
+                <w:color w:val="0070C0"/>
+              </w:rPr>
+              <w:t>On doit donc placer la virgule dans le produit</w:t>
+            </w:r>
+            <w:r>
+              <w:rPr>
+                <w:rStyle w:val="markedcontent"/>
+                <w:rFonts w:cs="Arial"/>
+                <w:color w:val="0070C0"/>
+              </w:rPr>
+              <w:t xml:space="preserve"> </w:t>
+            </w:r>
+            <w:r>
+              <w:rPr>
+                <w:rStyle w:val="markedcontent"/>
+                <w:rFonts w:cs="Arial"/>
+                <w:color w:val="0070C0"/>
+              </w:rPr>
+              <w:t xml:space="preserve">de telle sorte qu'il y ait 2 </w:t>
+            </w:r>
+            <w:r>
+              <w:rPr>
+                <w:rStyle w:val="markedcontent"/>
+                <w:rFonts w:cs="Arial"/>
+                <w:color w:val="0070C0"/>
+              </w:rPr>
+              <w:t>+ 1 = 3</w:t>
+            </w:r>
+            <w:r>
+              <w:rPr>
+                <w:rStyle w:val="markedcontent"/>
+                <w:rFonts w:cs="Arial"/>
+                <w:color w:val="0070C0"/>
+              </w:rPr>
+              <w:t xml:space="preserve"> chiffres</w:t>
+            </w:r>
+            <w:r>
+              <w:rPr>
+                <w:color w:val="0070C0"/>
+              </w:rPr>
+              <w:br/>
+            </w:r>
+            <w:r>
+              <w:rPr>
+                <w:rStyle w:val="markedcontent"/>
+                <w:rFonts w:cs="Arial"/>
+                <w:color w:val="0070C0"/>
+              </w:rPr>
+              <w:t>après la virgule.</w:t>
+            </w:r>
+          </w:p>
+        </w:tc>
+      </w:tr>
+    </w:tbl>
     <w:p>
       <w:pPr>
-        <w:jc w:val="center"/>
-        <w:rPr>
-          <w:rFonts w:eastAsiaTheme="minorEastAsia" w:cs="Arial"/>
+        <w:rPr>
+          <w:rStyle w:val="markedcontent"/>
+          <w:rFonts w:cs="Arial"/>
+          <w:color w:val="4F6228" w:themeColor="accent3" w:themeShade="80"/>
+        </w:rPr>
+      </w:pPr>
+      <w:r>
+        <w:rPr>
+          <w:rFonts w:eastAsiaTheme="minorEastAsia" w:cs="Arial"/>
+          <w:b/>
+        </w:rPr>
+        <w:br/>
+      </w:r>
+      <w:r>
+        <w:rPr>
+          <w:rFonts w:eastAsiaTheme="minorEastAsia" w:cs="Arial"/>
+          <w:b/>
+          <w:color w:val="4F6228" w:themeColor="accent3" w:themeShade="80"/>
+        </w:rPr>
+        <w:t>Règle</w:t>
+      </w:r>
+      <w:r>
+        <w:rPr>
+          <w:rFonts w:eastAsiaTheme="minorEastAsia" w:cs="Arial"/>
+          <w:color w:val="4F6228" w:themeColor="accent3" w:themeShade="80"/>
+        </w:rPr>
+        <w:t xml:space="preserve">. </w:t>
+      </w:r>
+      <w:r>
+        <w:rPr>
+          <w:rStyle w:val="markedcontent"/>
+          <w:rFonts w:cs="Arial"/>
+          <w:color w:val="4F6228" w:themeColor="accent3" w:themeShade="80"/>
+        </w:rPr>
+        <w:t>Effectuer la division décimale de deux nombres, c'est trouver la valeur exacte ou une valeur</w:t>
+      </w:r>
+      <w:r>
+        <w:rPr>
+          <w:rStyle w:val="markedcontent"/>
+          <w:rFonts w:cs="Arial"/>
+          <w:color w:val="4F6228" w:themeColor="accent3" w:themeShade="80"/>
+        </w:rPr>
+        <w:t xml:space="preserve"> </w:t>
+      </w:r>
+      <w:r>
+        <w:rPr>
+          <w:rStyle w:val="markedcontent"/>
+          <w:rFonts w:cs="Arial"/>
+          <w:color w:val="4F6228" w:themeColor="accent3" w:themeShade="80"/>
+        </w:rPr>
+        <w:t>approchée du quotient de ces deux nombres.</w:t>
+      </w:r>
+    </w:p>
+    <w:tbl>
+      <w:tblPr>
+        <w:tblStyle w:val="Grilledutableau"/>
+        <w:tblW w:w="0" w:type="auto"/>
+        <w:tblBorders>
+          <w:top w:val="none" w:sz="0" w:space="0" w:color="auto"/>
+          <w:left w:val="none" w:sz="0" w:space="0" w:color="auto"/>
+          <w:bottom w:val="none" w:sz="0" w:space="0" w:color="auto"/>
+          <w:right w:val="none" w:sz="0" w:space="0" w:color="auto"/>
+          <w:insideH w:val="none" w:sz="0" w:space="0" w:color="auto"/>
+          <w:insideV w:val="none" w:sz="0" w:space="0" w:color="auto"/>
+        </w:tblBorders>
+        <w:tblLook w:val="04A0" w:firstRow="1" w:lastRow="0" w:firstColumn="1" w:lastColumn="0" w:noHBand="0" w:noVBand="1"/>
+      </w:tblPr>
+      <w:tblGrid>
+        <w:gridCol w:w="4709"/>
+        <w:gridCol w:w="1886"/>
+        <w:gridCol w:w="4087"/>
+      </w:tblGrid>
+      <w:tr>
+        <w:tc>
+          <w:tcPr>
+            <w:tcW w:w="4709" w:type="dxa"/>
+          </w:tcPr>
+          <w:p>
+            <w:pPr>
+              <w:tabs>
+                <w:tab w:val="center" w:pos="2543"/>
+                <w:tab w:val="right" w:pos="5087"/>
+              </w:tabs>
+              <w:jc w:val="center"/>
+              <w:rPr>
+                <w:rFonts w:eastAsiaTheme="minorEastAsia" w:cs="Arial"/>
+                <w:color w:val="4F6228" w:themeColor="accent3" w:themeShade="80"/>
+              </w:rPr>
+            </w:pPr>
+            <w:r>
+              <w:rPr>
+                <w:noProof/>
+                <w:color w:val="4F6228" w:themeColor="accent3" w:themeShade="80"/>
+              </w:rPr>
+              <w:drawing>
+                <wp:inline distT="0" distB="0" distL="0" distR="0" wp14:anchorId="27FAFCB4" wp14:editId="1FF2F3E6">
+                  <wp:extent cx="2108200" cy="1719977"/>
+                  <wp:effectExtent l="0" t="0" r="0" b="0"/>
+                  <wp:docPr id="6" name="Image 6"/>
+                  <wp:cNvGraphicFramePr>
+                    <a:graphicFrameLocks xmlns:a="http://schemas.openxmlformats.org/drawingml/2006/main" noChangeAspect="1"/>
+                  </wp:cNvGraphicFramePr>
+                  <a:graphic xmlns:a="http://schemas.openxmlformats.org/drawingml/2006/main">
+                    <a:graphicData uri="http://schemas.openxmlformats.org/drawingml/2006/picture">
+                      <pic:pic xmlns:pic="http://schemas.openxmlformats.org/drawingml/2006/picture">
+                        <pic:nvPicPr>
+                          <pic:cNvPr id="0" name="Picture 5"/>
+                          <pic:cNvPicPr>
+                            <a:picLocks noChangeAspect="1" noChangeArrowheads="1"/>
+                          </pic:cNvPicPr>
+                        </pic:nvPicPr>
+                        <pic:blipFill>
+                          <a:blip r:embed="rId14">
+                            <a:extLst>
+                              <a:ext uri="{28A0092B-C50C-407E-A947-70E740481C1C}">
+                                <a14:useLocalDpi xmlns:a14="http://schemas.microsoft.com/office/drawing/2010/main" val="0"/>
+                              </a:ext>
+                            </a:extLst>
+                          </a:blip>
+                          <a:srcRect/>
+                          <a:stretch>
+                            <a:fillRect/>
+                          </a:stretch>
+                        </pic:blipFill>
+                        <pic:spPr bwMode="auto">
+                          <a:xfrm>
+                            <a:off x="0" y="0"/>
+                            <a:ext cx="2111722" cy="1722851"/>
+                          </a:xfrm>
+                          <a:prstGeom prst="rect">
+                            <a:avLst/>
+                          </a:prstGeom>
+                          <a:noFill/>
+                          <a:ln>
+                            <a:noFill/>
+                          </a:ln>
+                        </pic:spPr>
+                      </pic:pic>
+                    </a:graphicData>
+                  </a:graphic>
+                </wp:inline>
+              </w:drawing>
+            </w:r>
+          </w:p>
+          <w:p>
+            <w:pPr>
+              <w:tabs>
+                <w:tab w:val="center" w:pos="2543"/>
+                <w:tab w:val="right" w:pos="5087"/>
+              </w:tabs>
+              <w:rPr>
+                <w:rFonts w:eastAsiaTheme="minorEastAsia" w:cs="Arial"/>
+                <w:color w:val="4F6228" w:themeColor="accent3" w:themeShade="80"/>
+              </w:rPr>
+            </w:pPr>
+            <w:r>
+              <w:rPr>
+                <w:rStyle w:val="markedcontent"/>
+                <w:rFonts w:cs="Arial"/>
+                <w:color w:val="4F6228" w:themeColor="accent3" w:themeShade="80"/>
+              </w:rPr>
+              <w:t>Le nombre 18,95 est la valeur</w:t>
+            </w:r>
+            <w:r>
+              <w:rPr>
+                <w:rStyle w:val="markedcontent"/>
+                <w:rFonts w:cs="Arial"/>
+                <w:color w:val="4F6228" w:themeColor="accent3" w:themeShade="80"/>
+              </w:rPr>
+              <w:t xml:space="preserve"> </w:t>
+            </w:r>
+            <w:r>
+              <w:rPr>
+                <w:rStyle w:val="markedcontent"/>
+                <w:rFonts w:cs="Arial"/>
+                <w:color w:val="4F6228" w:themeColor="accent3" w:themeShade="80"/>
+              </w:rPr>
+              <w:t>exacte du quotient de 75,8 par 4.</w:t>
+            </w:r>
+            <w:r>
+              <w:rPr>
+                <w:rFonts w:eastAsiaTheme="minorEastAsia" w:cs="Arial"/>
+                <w:color w:val="4F6228" w:themeColor="accent3" w:themeShade="80"/>
+              </w:rPr>
+              <w:br/>
+            </w:r>
+          </w:p>
+        </w:tc>
+        <w:tc>
+          <w:tcPr>
+            <w:tcW w:w="1886" w:type="dxa"/>
+          </w:tcPr>
+          <w:p>
+            <w:pPr>
+              <w:jc w:val="center"/>
+              <w:rPr>
+                <w:noProof/>
+                <w:color w:val="4F6228" w:themeColor="accent3" w:themeShade="80"/>
+              </w:rPr>
+            </w:pPr>
+            <w:r>
+              <w:rPr>
+                <w:rStyle w:val="markedcontent"/>
+                <w:rFonts w:cs="Arial"/>
+                <w:color w:val="4F6228" w:themeColor="accent3" w:themeShade="80"/>
+              </w:rPr>
+              <w:t>Dès que l'on</w:t>
+            </w:r>
+            <w:r>
+              <w:rPr>
+                <w:rStyle w:val="markedcontent"/>
+                <w:rFonts w:cs="Arial"/>
+                <w:color w:val="4F6228" w:themeColor="accent3" w:themeShade="80"/>
+              </w:rPr>
+              <w:t xml:space="preserve"> </w:t>
+            </w:r>
+            <w:r>
+              <w:rPr>
+                <w:rStyle w:val="markedcontent"/>
+                <w:rFonts w:cs="Arial"/>
+                <w:color w:val="4F6228" w:themeColor="accent3" w:themeShade="80"/>
+              </w:rPr>
+              <w:t>abaisse le</w:t>
+            </w:r>
+            <w:r>
+              <w:rPr>
+                <w:rStyle w:val="markedcontent"/>
+                <w:rFonts w:cs="Arial"/>
+                <w:color w:val="4F6228" w:themeColor="accent3" w:themeShade="80"/>
+              </w:rPr>
+              <w:t xml:space="preserve"> </w:t>
+            </w:r>
+            <w:r>
+              <w:rPr>
+                <w:rStyle w:val="markedcontent"/>
+                <w:rFonts w:cs="Arial"/>
+                <w:color w:val="4F6228" w:themeColor="accent3" w:themeShade="80"/>
+              </w:rPr>
+              <w:t>chiffre</w:t>
+            </w:r>
+            <w:r>
+              <w:rPr>
+                <w:rStyle w:val="markedcontent"/>
+                <w:rFonts w:cs="Arial"/>
+                <w:color w:val="4F6228" w:themeColor="accent3" w:themeShade="80"/>
+              </w:rPr>
+              <w:t xml:space="preserve"> </w:t>
+            </w:r>
+            <w:r>
+              <w:rPr>
+                <w:rStyle w:val="markedcontent"/>
+                <w:rFonts w:cs="Arial"/>
+                <w:color w:val="4F6228" w:themeColor="accent3" w:themeShade="80"/>
+              </w:rPr>
+              <w:t>des dixièmes du</w:t>
+            </w:r>
+            <w:r>
+              <w:rPr>
+                <w:rStyle w:val="markedcontent"/>
+                <w:rFonts w:cs="Arial"/>
+                <w:color w:val="4F6228" w:themeColor="accent3" w:themeShade="80"/>
+              </w:rPr>
+              <w:t xml:space="preserve"> </w:t>
+            </w:r>
+            <w:r>
+              <w:rPr>
+                <w:rStyle w:val="markedcontent"/>
+                <w:rFonts w:cs="Arial"/>
+                <w:color w:val="4F6228" w:themeColor="accent3" w:themeShade="80"/>
+              </w:rPr>
+              <w:t>dividende, on</w:t>
+            </w:r>
+            <w:r>
+              <w:rPr>
+                <w:rStyle w:val="markedcontent"/>
+                <w:rFonts w:cs="Arial"/>
+                <w:color w:val="4F6228" w:themeColor="accent3" w:themeShade="80"/>
+              </w:rPr>
+              <w:t xml:space="preserve"> </w:t>
+            </w:r>
+            <w:r>
+              <w:rPr>
+                <w:rStyle w:val="markedcontent"/>
+                <w:rFonts w:cs="Arial"/>
+                <w:color w:val="4F6228" w:themeColor="accent3" w:themeShade="80"/>
+              </w:rPr>
+              <w:t>place la</w:t>
+            </w:r>
+            <w:r>
+              <w:rPr>
+                <w:rStyle w:val="markedcontent"/>
+                <w:rFonts w:cs="Arial"/>
+                <w:color w:val="4F6228" w:themeColor="accent3" w:themeShade="80"/>
+              </w:rPr>
+              <w:t xml:space="preserve"> </w:t>
+            </w:r>
+            <w:r>
+              <w:rPr>
+                <w:rStyle w:val="markedcontent"/>
+                <w:rFonts w:cs="Arial"/>
+                <w:color w:val="4F6228" w:themeColor="accent3" w:themeShade="80"/>
+              </w:rPr>
+              <w:t>virgule</w:t>
+            </w:r>
+            <w:r>
+              <w:rPr>
+                <w:rStyle w:val="markedcontent"/>
+                <w:rFonts w:cs="Arial"/>
+                <w:color w:val="4F6228" w:themeColor="accent3" w:themeShade="80"/>
+              </w:rPr>
+              <w:t xml:space="preserve"> d</w:t>
+            </w:r>
+            <w:r>
+              <w:rPr>
+                <w:rStyle w:val="markedcontent"/>
+                <w:rFonts w:cs="Arial"/>
+                <w:color w:val="4F6228" w:themeColor="accent3" w:themeShade="80"/>
+              </w:rPr>
+              <w:t>ans le</w:t>
+            </w:r>
+            <w:r>
+              <w:rPr>
+                <w:rStyle w:val="markedcontent"/>
+                <w:rFonts w:cs="Arial"/>
+                <w:color w:val="4F6228" w:themeColor="accent3" w:themeShade="80"/>
+              </w:rPr>
+              <w:t xml:space="preserve"> q</w:t>
+            </w:r>
+            <w:r>
+              <w:rPr>
+                <w:rStyle w:val="markedcontent"/>
+                <w:rFonts w:cs="Arial"/>
+                <w:color w:val="4F6228" w:themeColor="accent3" w:themeShade="80"/>
+              </w:rPr>
+              <w:t>uotient.</w:t>
+            </w:r>
+          </w:p>
+        </w:tc>
+        <w:tc>
+          <w:tcPr>
+            <w:tcW w:w="4087" w:type="dxa"/>
+          </w:tcPr>
+          <w:p>
+            <w:pPr>
+              <w:jc w:val="center"/>
+              <w:rPr>
+                <w:rFonts w:eastAsiaTheme="minorEastAsia" w:cs="Arial"/>
+                <w:color w:val="4F6228" w:themeColor="accent3" w:themeShade="80"/>
+              </w:rPr>
+            </w:pPr>
+            <w:r>
+              <w:rPr>
+                <w:noProof/>
+                <w:color w:val="4F6228" w:themeColor="accent3" w:themeShade="80"/>
+              </w:rPr>
+              <w:drawing>
+                <wp:inline distT="0" distB="0" distL="0" distR="0" wp14:anchorId="46EDC9C4" wp14:editId="76158C37">
+                  <wp:extent cx="2082656" cy="1701800"/>
+                  <wp:effectExtent l="0" t="0" r="0" b="0"/>
+                  <wp:docPr id="7" name="Image 7"/>
+                  <wp:cNvGraphicFramePr>
+                    <a:graphicFrameLocks xmlns:a="http://schemas.openxmlformats.org/drawingml/2006/main" noChangeAspect="1"/>
+                  </wp:cNvGraphicFramePr>
+                  <a:graphic xmlns:a="http://schemas.openxmlformats.org/drawingml/2006/main">
+                    <a:graphicData uri="http://schemas.openxmlformats.org/drawingml/2006/picture">
+                      <pic:pic xmlns:pic="http://schemas.openxmlformats.org/drawingml/2006/picture">
+                        <pic:nvPicPr>
+                          <pic:cNvPr id="0" name="Picture 7"/>
+                          <pic:cNvPicPr>
+                            <a:picLocks noChangeAspect="1" noChangeArrowheads="1"/>
+                          </pic:cNvPicPr>
+                        </pic:nvPicPr>
+                        <pic:blipFill>
+                          <a:blip r:embed="rId15">
+                            <a:extLst>
+                              <a:ext uri="{28A0092B-C50C-407E-A947-70E740481C1C}">
+                                <a14:useLocalDpi xmlns:a14="http://schemas.microsoft.com/office/drawing/2010/main" val="0"/>
+                              </a:ext>
+                            </a:extLst>
+                          </a:blip>
+                          <a:srcRect/>
+                          <a:stretch>
+                            <a:fillRect/>
+                          </a:stretch>
+                        </pic:blipFill>
+                        <pic:spPr bwMode="auto">
+                          <a:xfrm>
+                            <a:off x="0" y="0"/>
+                            <a:ext cx="2085142" cy="1703831"/>
+                          </a:xfrm>
+                          <a:prstGeom prst="rect">
+                            <a:avLst/>
+                          </a:prstGeom>
+                          <a:noFill/>
+                          <a:ln>
+                            <a:noFill/>
+                          </a:ln>
+                        </pic:spPr>
+                      </pic:pic>
+                    </a:graphicData>
+                  </a:graphic>
+                </wp:inline>
+              </w:drawing>
+            </w:r>
+          </w:p>
+          <w:p>
+            <w:pPr>
+              <w:rPr>
+                <w:rFonts w:eastAsiaTheme="minorEastAsia" w:cs="Arial"/>
+                <w:color w:val="4F6228" w:themeColor="accent3" w:themeShade="80"/>
+              </w:rPr>
+            </w:pPr>
+            <w:r>
+              <w:rPr>
+                <w:rStyle w:val="markedcontent"/>
+                <w:rFonts w:cs="Arial"/>
+                <w:color w:val="4F6228" w:themeColor="accent3" w:themeShade="80"/>
+              </w:rPr>
+              <w:t>Le nombre 0,544 est une valeur</w:t>
+            </w:r>
+            <w:r>
+              <w:rPr>
+                <w:rStyle w:val="markedcontent"/>
+                <w:rFonts w:cs="Arial"/>
+                <w:color w:val="4F6228" w:themeColor="accent3" w:themeShade="80"/>
+              </w:rPr>
+              <w:t xml:space="preserve"> a</w:t>
+            </w:r>
+            <w:r>
+              <w:rPr>
+                <w:rStyle w:val="markedcontent"/>
+                <w:rFonts w:cs="Arial"/>
+                <w:color w:val="4F6228" w:themeColor="accent3" w:themeShade="80"/>
+              </w:rPr>
+              <w:t>pprochée au millième du</w:t>
+            </w:r>
+            <w:r>
+              <w:rPr>
+                <w:rStyle w:val="markedcontent"/>
+                <w:rFonts w:cs="Arial"/>
+                <w:color w:val="4F6228" w:themeColor="accent3" w:themeShade="80"/>
+              </w:rPr>
+              <w:t xml:space="preserve"> </w:t>
+            </w:r>
+            <w:r>
+              <w:rPr>
+                <w:rStyle w:val="markedcontent"/>
+                <w:rFonts w:cs="Arial"/>
+                <w:color w:val="4F6228" w:themeColor="accent3" w:themeShade="80"/>
+              </w:rPr>
+              <w:t>quotient de 4,9 par 9.</w:t>
+            </w:r>
+          </w:p>
+        </w:tc>
+      </w:tr>
+    </w:tbl>
+    <w:p>
+      <w:pPr>
+        <w:rPr>
+          <w:rFonts w:eastAsiaTheme="minorEastAsia" w:cs="Arial"/>
+          <w:color w:val="4F6228" w:themeColor="accent3" w:themeShade="80"/>
         </w:rPr>
       </w:pPr>
     </w:p>
     <w:sectPr>
-      <w:footerReference w:type="default" r:id="rId12"/>
+      <w:footerReference w:type="default" r:id="rId16"/>
       <w:pgSz w:w="11906" w:h="16838"/>
       <w:pgMar w:top="720" w:right="720" w:bottom="720" w:left="720" w:header="708" w:footer="708" w:gutter="0"/>
       <w:cols w:space="708"/>
